--- a/WebTechnology-FairRecordContentFinal(1).docx
+++ b/WebTechnology-FairRecordContentFinal(1).docx
@@ -26,7 +26,7 @@
     </w:p>
     <w:p>
       <w:pPr>
-        <w:pStyle w:val="LOnormal"/>
+        <w:pStyle w:val="LO-normal"/>
         <w:spacing w:lineRule="auto" w:line="240" w:before="120" w:after="240"/>
         <w:jc w:val="both"/>
         <w:rPr>
@@ -55,8 +55,8 @@
         <w:tblLook w:val="0600"/>
       </w:tblPr>
       <w:tblGrid>
-        <w:gridCol w:w="777"/>
-        <w:gridCol w:w="4458"/>
+        <w:gridCol w:w="776"/>
+        <w:gridCol w:w="4459"/>
         <w:gridCol w:w="1273"/>
         <w:gridCol w:w="1097"/>
         <w:gridCol w:w="1755"/>
@@ -65,7 +65,7 @@
         <w:trPr/>
         <w:tc>
           <w:tcPr>
-            <w:tcW w:w="777" w:type="dxa"/>
+            <w:tcW w:w="776" w:type="dxa"/>
             <w:tcBorders>
               <w:top w:val="single" w:sz="8" w:space="0" w:color="000000"/>
               <w:left w:val="single" w:sz="8" w:space="0" w:color="000000"/>
@@ -76,7 +76,7 @@
           </w:tcPr>
           <w:p>
             <w:pPr>
-              <w:pStyle w:val="LOnormal"/>
+              <w:pStyle w:val="LO-normal"/>
               <w:widowControl w:val="false"/>
               <w:spacing w:lineRule="auto" w:line="240"/>
               <w:jc w:val="center"/>
@@ -99,7 +99,7 @@
         </w:tc>
         <w:tc>
           <w:tcPr>
-            <w:tcW w:w="4458" w:type="dxa"/>
+            <w:tcW w:w="4459" w:type="dxa"/>
             <w:tcBorders>
               <w:top w:val="single" w:sz="8" w:space="0" w:color="000000"/>
               <w:left w:val="single" w:sz="8" w:space="0" w:color="000000"/>
@@ -110,7 +110,7 @@
           </w:tcPr>
           <w:p>
             <w:pPr>
-              <w:pStyle w:val="LOnormal"/>
+              <w:pStyle w:val="LO-normal"/>
               <w:widowControl w:val="false"/>
               <w:spacing w:lineRule="auto" w:line="240"/>
               <w:jc w:val="center"/>
@@ -144,7 +144,7 @@
           </w:tcPr>
           <w:p>
             <w:pPr>
-              <w:pStyle w:val="LOnormal"/>
+              <w:pStyle w:val="LO-normal"/>
               <w:widowControl w:val="false"/>
               <w:spacing w:lineRule="auto" w:line="240"/>
               <w:jc w:val="center"/>
@@ -178,7 +178,7 @@
           </w:tcPr>
           <w:p>
             <w:pPr>
-              <w:pStyle w:val="LOnormal"/>
+              <w:pStyle w:val="LO-normal"/>
               <w:widowControl w:val="false"/>
               <w:spacing w:lineRule="auto" w:line="240"/>
               <w:jc w:val="center"/>
@@ -212,7 +212,7 @@
           </w:tcPr>
           <w:p>
             <w:pPr>
-              <w:pStyle w:val="LOnormal"/>
+              <w:pStyle w:val="LO-normal"/>
               <w:widowControl w:val="false"/>
               <w:spacing w:lineRule="auto" w:line="240"/>
               <w:jc w:val="center"/>
@@ -240,7 +240,7 @@
         </w:trPr>
         <w:tc>
           <w:tcPr>
-            <w:tcW w:w="777" w:type="dxa"/>
+            <w:tcW w:w="776" w:type="dxa"/>
             <w:tcBorders>
               <w:top w:val="single" w:sz="8" w:space="0" w:color="000000"/>
               <w:left w:val="single" w:sz="8" w:space="0" w:color="000000"/>
@@ -251,7 +251,7 @@
           </w:tcPr>
           <w:p>
             <w:pPr>
-              <w:pStyle w:val="LOnormal"/>
+              <w:pStyle w:val="LO-normal"/>
               <w:widowControl w:val="false"/>
               <w:spacing w:lineRule="auto" w:line="240"/>
               <w:rPr>
@@ -270,7 +270,7 @@
         </w:tc>
         <w:tc>
           <w:tcPr>
-            <w:tcW w:w="4458" w:type="dxa"/>
+            <w:tcW w:w="4459" w:type="dxa"/>
             <w:tcBorders>
               <w:top w:val="single" w:sz="8" w:space="0" w:color="000000"/>
               <w:left w:val="single" w:sz="8" w:space="0" w:color="000000"/>
@@ -281,7 +281,7 @@
           </w:tcPr>
           <w:p>
             <w:pPr>
-              <w:pStyle w:val="LOnormal"/>
+              <w:pStyle w:val="LO-normal"/>
               <w:widowControl w:val="false"/>
               <w:spacing w:lineRule="auto" w:line="240"/>
               <w:rPr>
@@ -311,7 +311,7 @@
           </w:tcPr>
           <w:p>
             <w:pPr>
-              <w:pStyle w:val="LOnormal"/>
+              <w:pStyle w:val="LO-normal"/>
               <w:widowControl w:val="false"/>
               <w:spacing w:lineRule="auto" w:line="240"/>
               <w:rPr>
@@ -343,7 +343,7 @@
           </w:tcPr>
           <w:p>
             <w:pPr>
-              <w:pStyle w:val="LOnormal"/>
+              <w:pStyle w:val="LO-normal"/>
               <w:widowControl w:val="false"/>
               <w:spacing w:lineRule="auto" w:line="240"/>
               <w:rPr>
@@ -373,7 +373,7 @@
           </w:tcPr>
           <w:p>
             <w:pPr>
-              <w:pStyle w:val="LOnormal"/>
+              <w:pStyle w:val="LO-normal"/>
               <w:widowControl w:val="false"/>
               <w:spacing w:lineRule="auto" w:line="240"/>
               <w:rPr>
@@ -398,7 +398,7 @@
         </w:trPr>
         <w:tc>
           <w:tcPr>
-            <w:tcW w:w="777" w:type="dxa"/>
+            <w:tcW w:w="776" w:type="dxa"/>
             <w:tcBorders>
               <w:top w:val="single" w:sz="8" w:space="0" w:color="000000"/>
               <w:left w:val="single" w:sz="8" w:space="0" w:color="000000"/>
@@ -409,7 +409,7 @@
           </w:tcPr>
           <w:p>
             <w:pPr>
-              <w:pStyle w:val="LOnormal"/>
+              <w:pStyle w:val="LO-normal"/>
               <w:widowControl w:val="false"/>
               <w:spacing w:lineRule="auto" w:line="240"/>
               <w:rPr>
@@ -428,7 +428,7 @@
         </w:tc>
         <w:tc>
           <w:tcPr>
-            <w:tcW w:w="4458" w:type="dxa"/>
+            <w:tcW w:w="4459" w:type="dxa"/>
             <w:tcBorders>
               <w:top w:val="single" w:sz="8" w:space="0" w:color="000000"/>
               <w:left w:val="single" w:sz="8" w:space="0" w:color="000000"/>
@@ -439,7 +439,7 @@
           </w:tcPr>
           <w:p>
             <w:pPr>
-              <w:pStyle w:val="LOnormal"/>
+              <w:pStyle w:val="LO-normal"/>
               <w:widowControl w:val="false"/>
               <w:spacing w:lineRule="auto" w:line="360"/>
               <w:jc w:val="both"/>
@@ -472,7 +472,7 @@
           </w:tcPr>
           <w:p>
             <w:pPr>
-              <w:pStyle w:val="LOnormal"/>
+              <w:pStyle w:val="LO-normal"/>
               <w:widowControl w:val="false"/>
               <w:spacing w:lineRule="auto" w:line="240"/>
               <w:rPr>
@@ -504,7 +504,7 @@
           </w:tcPr>
           <w:p>
             <w:pPr>
-              <w:pStyle w:val="LOnormal"/>
+              <w:pStyle w:val="LO-normal"/>
               <w:widowControl w:val="false"/>
               <w:spacing w:lineRule="auto" w:line="240"/>
               <w:rPr>
@@ -536,7 +536,7 @@
           </w:tcPr>
           <w:p>
             <w:pPr>
-              <w:pStyle w:val="LOnormal"/>
+              <w:pStyle w:val="LO-normal"/>
               <w:widowControl w:val="false"/>
               <w:spacing w:lineRule="auto" w:line="240"/>
               <w:rPr>
@@ -559,7 +559,7 @@
         <w:trPr/>
         <w:tc>
           <w:tcPr>
-            <w:tcW w:w="777" w:type="dxa"/>
+            <w:tcW w:w="776" w:type="dxa"/>
             <w:tcBorders>
               <w:top w:val="single" w:sz="8" w:space="0" w:color="000000"/>
               <w:left w:val="single" w:sz="8" w:space="0" w:color="000000"/>
@@ -570,7 +570,7 @@
           </w:tcPr>
           <w:p>
             <w:pPr>
-              <w:pStyle w:val="LOnormal"/>
+              <w:pStyle w:val="LO-normal"/>
               <w:widowControl w:val="false"/>
               <w:spacing w:lineRule="auto" w:line="240"/>
               <w:rPr>
@@ -591,7 +591,7 @@
         </w:tc>
         <w:tc>
           <w:tcPr>
-            <w:tcW w:w="4458" w:type="dxa"/>
+            <w:tcW w:w="4459" w:type="dxa"/>
             <w:tcBorders>
               <w:top w:val="single" w:sz="8" w:space="0" w:color="000000"/>
               <w:left w:val="single" w:sz="8" w:space="0" w:color="000000"/>
@@ -602,7 +602,7 @@
           </w:tcPr>
           <w:p>
             <w:pPr>
-              <w:pStyle w:val="LOnormal"/>
+              <w:pStyle w:val="LO-normal"/>
               <w:widowControl w:val="false"/>
               <w:spacing w:lineRule="auto" w:line="240"/>
               <w:rPr>
@@ -634,7 +634,7 @@
           </w:tcPr>
           <w:p>
             <w:pPr>
-              <w:pStyle w:val="LOnormal"/>
+              <w:pStyle w:val="LO-normal"/>
               <w:widowControl w:val="false"/>
               <w:spacing w:lineRule="auto" w:line="240"/>
               <w:rPr>
@@ -666,7 +666,7 @@
           </w:tcPr>
           <w:p>
             <w:pPr>
-              <w:pStyle w:val="LOnormal"/>
+              <w:pStyle w:val="LO-normal"/>
               <w:widowControl w:val="false"/>
               <w:spacing w:lineRule="auto" w:line="240"/>
               <w:rPr>
@@ -697,7 +697,7 @@
           </w:tcPr>
           <w:p>
             <w:pPr>
-              <w:pStyle w:val="LOnormal"/>
+              <w:pStyle w:val="LO-normal"/>
               <w:widowControl w:val="false"/>
               <w:spacing w:lineRule="auto" w:line="240"/>
               <w:rPr>
@@ -720,7 +720,7 @@
         <w:trPr/>
         <w:tc>
           <w:tcPr>
-            <w:tcW w:w="777" w:type="dxa"/>
+            <w:tcW w:w="776" w:type="dxa"/>
             <w:tcBorders>
               <w:top w:val="single" w:sz="8" w:space="0" w:color="000000"/>
               <w:left w:val="single" w:sz="8" w:space="0" w:color="000000"/>
@@ -731,7 +731,7 @@
           </w:tcPr>
           <w:p>
             <w:pPr>
-              <w:pStyle w:val="LOnormal"/>
+              <w:pStyle w:val="LO-normal"/>
               <w:widowControl w:val="false"/>
               <w:spacing w:lineRule="auto" w:line="240"/>
               <w:rPr>
@@ -752,7 +752,7 @@
         </w:tc>
         <w:tc>
           <w:tcPr>
-            <w:tcW w:w="4458" w:type="dxa"/>
+            <w:tcW w:w="4459" w:type="dxa"/>
             <w:tcBorders>
               <w:top w:val="single" w:sz="8" w:space="0" w:color="000000"/>
               <w:left w:val="single" w:sz="8" w:space="0" w:color="000000"/>
@@ -763,7 +763,7 @@
           </w:tcPr>
           <w:p>
             <w:pPr>
-              <w:pStyle w:val="LOnormal"/>
+              <w:pStyle w:val="LO-normal"/>
               <w:widowControl w:val="false"/>
               <w:spacing w:lineRule="auto" w:line="240"/>
               <w:rPr>
@@ -795,7 +795,7 @@
           </w:tcPr>
           <w:p>
             <w:pPr>
-              <w:pStyle w:val="LOnormal"/>
+              <w:pStyle w:val="LO-normal"/>
               <w:widowControl w:val="false"/>
               <w:spacing w:lineRule="auto" w:line="240"/>
               <w:rPr>
@@ -827,7 +827,7 @@
           </w:tcPr>
           <w:p>
             <w:pPr>
-              <w:pStyle w:val="LOnormal"/>
+              <w:pStyle w:val="LO-normal"/>
               <w:widowControl w:val="false"/>
               <w:spacing w:lineRule="auto" w:line="240"/>
               <w:rPr>
@@ -858,7 +858,7 @@
           </w:tcPr>
           <w:p>
             <w:pPr>
-              <w:pStyle w:val="LOnormal"/>
+              <w:pStyle w:val="LO-normal"/>
               <w:widowControl w:val="false"/>
               <w:spacing w:lineRule="auto" w:line="240"/>
               <w:rPr>
@@ -880,7 +880,7 @@
     </w:tbl>
     <w:p>
       <w:pPr>
-        <w:pStyle w:val="LOnormal"/>
+        <w:pStyle w:val="LO-normal"/>
         <w:widowControl w:val="false"/>
         <w:spacing w:lineRule="auto" w:line="264"/>
         <w:rPr>
@@ -902,7 +902,7 @@
     </w:p>
     <w:p>
       <w:pPr>
-        <w:pStyle w:val="LOnormal"/>
+        <w:pStyle w:val="LO-normal"/>
         <w:widowControl w:val="false"/>
         <w:spacing w:lineRule="auto" w:line="264"/>
         <w:rPr>
@@ -921,7 +921,7 @@
     </w:p>
     <w:p>
       <w:pPr>
-        <w:pStyle w:val="LOnormal"/>
+        <w:pStyle w:val="LO-normal"/>
         <w:widowControl w:val="false"/>
         <w:spacing w:lineRule="auto" w:line="264"/>
         <w:rPr>
@@ -943,14 +943,13 @@
     </w:p>
     <w:p>
       <w:pPr>
-        <w:pStyle w:val="LOnormal"/>
+        <w:pStyle w:val="LO-normal"/>
         <w:spacing w:lineRule="auto" w:line="259"/>
         <w:ind w:left="720" w:hanging="0"/>
         <w:jc w:val="right"/>
         <w:rPr>
           <w:rFonts w:ascii="Arial" w:hAnsi="Arial" w:eastAsia="Calibri" w:cs="Calibri"/>
           <w:b/>
-          <w:b/>
           <w:bCs/>
           <w:sz w:val="38"/>
           <w:szCs w:val="38"/>
@@ -958,24 +957,20 @@
       </w:pPr>
       <w:r>
         <w:rPr>
-          <w:rFonts w:eastAsia="Calibri" w:cs="Calibri"/>
-          <w:b/>
-          <w:bCs/>
-          <w:sz w:val="38"/>
-          <w:szCs w:val="38"/>
-        </w:rPr>
-      </w:r>
-    </w:p>
-    <w:p>
-      <w:pPr>
-        <w:pStyle w:val="LOnormal"/>
+          <w:b/>
+          <w:bCs/>
+        </w:rPr>
+      </w:r>
+    </w:p>
+    <w:p>
+      <w:pPr>
+        <w:pStyle w:val="LO-normal"/>
         <w:spacing w:lineRule="auto" w:line="259"/>
         <w:ind w:left="720" w:hanging="0"/>
         <w:jc w:val="right"/>
         <w:rPr>
           <w:rFonts w:ascii="Arial" w:hAnsi="Arial" w:eastAsia="Calibri" w:cs="Calibri"/>
           <w:b/>
-          <w:b/>
           <w:bCs/>
           <w:sz w:val="38"/>
           <w:szCs w:val="38"/>
@@ -983,41 +978,69 @@
       </w:pPr>
       <w:r>
         <w:rPr>
+          <w:b/>
+          <w:bCs/>
+        </w:rPr>
+      </w:r>
+    </w:p>
+    <w:p>
+      <w:pPr>
+        <w:pStyle w:val="LO-normal"/>
+        <w:spacing w:lineRule="auto" w:line="259"/>
+        <w:ind w:hanging="0"/>
+        <w:jc w:val="left"/>
+        <w:rPr/>
+      </w:pPr>
+      <w:r>
+        <w:rPr>
           <w:rFonts w:eastAsia="Calibri" w:cs="Calibri"/>
           <w:b/>
           <w:bCs/>
           <w:sz w:val="38"/>
           <w:szCs w:val="38"/>
         </w:rPr>
-      </w:r>
-    </w:p>
-    <w:p>
-      <w:pPr>
-        <w:pStyle w:val="LOnormal"/>
+        <w:t>Program 1</w:t>
+      </w:r>
+    </w:p>
+    <w:p>
+      <w:pPr>
+        <w:pStyle w:val="LO-normal"/>
+        <w:widowControl w:val="false"/>
+        <w:spacing w:lineRule="auto" w:line="240"/>
+        <w:jc w:val="left"/>
+        <w:rPr/>
+      </w:pPr>
+      <w:r>
+        <w:rPr>
+          <w:rFonts w:eastAsia="Roboto" w:cs="Roboto"/>
+          <w:b/>
+          <w:bCs/>
+          <w:sz w:val="24"/>
+          <w:szCs w:val="24"/>
+        </w:rPr>
+        <w:t>Create class time table using table tag</w:t>
+      </w:r>
+    </w:p>
+    <w:p>
+      <w:pPr>
+        <w:pStyle w:val="LO-normal"/>
         <w:spacing w:lineRule="auto" w:line="259"/>
-        <w:ind w:left="720" w:hanging="0"/>
-        <w:jc w:val="right"/>
-        <w:rPr>
-          <w:rFonts w:ascii="Arial" w:hAnsi="Arial"/>
-        </w:rPr>
-      </w:pPr>
-      <w:r>
+        <w:ind w:hanging="0"/>
+        <w:jc w:val="left"/>
         <w:rPr>
           <w:rFonts w:eastAsia="Calibri" w:cs="Calibri"/>
-          <w:b/>
-          <w:bCs/>
           <w:sz w:val="38"/>
           <w:szCs w:val="38"/>
         </w:rPr>
-        <w:t>Program 1</w:t>
-      </w:r>
-    </w:p>
-    <w:p>
-      <w:pPr>
-        <w:pStyle w:val="LOnormal"/>
-        <w:widowControl w:val="false"/>
-        <w:spacing w:lineRule="auto" w:line="240"/>
-        <w:jc w:val="right"/>
+      </w:pPr>
+      <w:r>
+        <w:rPr/>
+      </w:r>
+    </w:p>
+    <w:p>
+      <w:pPr>
+        <w:pStyle w:val="LO-normal"/>
+        <w:spacing w:lineRule="auto" w:line="360"/>
         <w:rPr>
           <w:rFonts w:ascii="Arial" w:hAnsi="Arial"/>
         </w:rPr>
@@ -1027,76 +1050,34 @@
           <w:rFonts w:eastAsia="Roboto" w:cs="Roboto"/>
           <w:b/>
           <w:bCs/>
+          <w:sz w:val="28"/>
+          <w:szCs w:val="28"/>
+        </w:rPr>
+        <w:t>Aim</w:t>
+      </w:r>
+    </w:p>
+    <w:p>
+      <w:pPr>
+        <w:pStyle w:val="LO-normal"/>
+        <w:spacing w:lineRule="auto" w:line="360"/>
+        <w:ind w:left="0" w:hanging="0"/>
+        <w:jc w:val="both"/>
+        <w:rPr>
+          <w:rFonts w:ascii="Arial" w:hAnsi="Arial"/>
+        </w:rPr>
+      </w:pPr>
+      <w:r>
+        <w:rPr>
+          <w:rFonts w:eastAsia="Roboto" w:cs="Roboto"/>
           <w:sz w:val="24"/>
           <w:szCs w:val="24"/>
         </w:rPr>
-        <w:t>Create class time table using table tag</w:t>
-      </w:r>
-    </w:p>
-    <w:p>
-      <w:pPr>
-        <w:pStyle w:val="LOnormal"/>
-        <w:spacing w:lineRule="auto" w:line="360"/>
-        <w:rPr>
-          <w:rFonts w:ascii="Arial" w:hAnsi="Arial" w:eastAsia="Roboto" w:cs="Roboto"/>
-          <w:b/>
-          <w:b/>
-          <w:bCs/>
-          <w:sz w:val="28"/>
-          <w:szCs w:val="28"/>
-        </w:rPr>
-      </w:pPr>
-      <w:r>
-        <w:rPr>
-          <w:rFonts w:eastAsia="Roboto" w:cs="Roboto"/>
-          <w:b/>
-          <w:bCs/>
-          <w:sz w:val="28"/>
-          <w:szCs w:val="28"/>
-        </w:rPr>
-      </w:r>
-    </w:p>
-    <w:p>
-      <w:pPr>
-        <w:pStyle w:val="LOnormal"/>
-        <w:spacing w:lineRule="auto" w:line="360"/>
-        <w:rPr>
-          <w:rFonts w:ascii="Arial" w:hAnsi="Arial"/>
-        </w:rPr>
-      </w:pPr>
-      <w:r>
-        <w:rPr>
-          <w:rFonts w:eastAsia="Roboto" w:cs="Roboto"/>
-          <w:b/>
-          <w:bCs/>
-          <w:sz w:val="28"/>
-          <w:szCs w:val="28"/>
-        </w:rPr>
-        <w:t>Aim</w:t>
-      </w:r>
-    </w:p>
-    <w:p>
-      <w:pPr>
-        <w:pStyle w:val="LOnormal"/>
-        <w:spacing w:lineRule="auto" w:line="360"/>
-        <w:ind w:left="0" w:hanging="0"/>
-        <w:jc w:val="both"/>
-        <w:rPr>
-          <w:rFonts w:ascii="Arial" w:hAnsi="Arial"/>
-        </w:rPr>
-      </w:pPr>
-      <w:r>
-        <w:rPr>
-          <w:rFonts w:eastAsia="Roboto" w:cs="Roboto"/>
-          <w:sz w:val="24"/>
-          <w:szCs w:val="24"/>
-        </w:rPr>
         <w:t>Create a html page to display class time table</w:t>
       </w:r>
     </w:p>
     <w:p>
       <w:pPr>
-        <w:pStyle w:val="LOnormal"/>
+        <w:pStyle w:val="LO-normal"/>
         <w:spacing w:lineRule="auto" w:line="360"/>
         <w:ind w:left="0" w:hanging="0"/>
         <w:jc w:val="both"/>
@@ -1116,7 +1097,7 @@
     </w:p>
     <w:p>
       <w:pPr>
-        <w:pStyle w:val="LOnormal"/>
+        <w:pStyle w:val="LO-normal"/>
         <w:spacing w:lineRule="auto" w:line="360"/>
         <w:ind w:left="0" w:hanging="0"/>
         <w:jc w:val="both"/>
@@ -1137,13 +1118,12 @@
     </w:p>
     <w:p>
       <w:pPr>
-        <w:pStyle w:val="LOnormal"/>
+        <w:pStyle w:val="LO-normal"/>
         <w:spacing w:lineRule="auto" w:line="360"/>
         <w:ind w:left="0" w:hanging="0"/>
         <w:jc w:val="both"/>
         <w:rPr>
           <w:rFonts w:eastAsia="Roboto" w:cs="Roboto"/>
-          <w:b/>
           <w:b/>
           <w:bCs/>
           <w:sz w:val="28"/>
@@ -1200,6 +1180,43 @@
             </w:pPr>
             <w:r>
               <w:rPr/>
+            </w:r>
+          </w:p>
+          <w:p>
+            <w:pPr>
+              <w:pStyle w:val="TableContents"/>
+              <w:widowControl w:val="false"/>
+              <w:rPr>
+                <w:rFonts w:ascii="Arial" w:hAnsi="Arial"/>
+              </w:rPr>
+            </w:pPr>
+            <w:r>
+              <w:rPr/>
+            </w:r>
+          </w:p>
+          <w:p>
+            <w:pPr>
+              <w:pStyle w:val="TableContents"/>
+              <w:widowControl w:val="false"/>
+              <w:rPr>
+                <w:rFonts w:ascii="Arial" w:hAnsi="Arial"/>
+              </w:rPr>
+            </w:pPr>
+            <w:r>
+              <w:rPr/>
+              <w:tab/>
+            </w:r>
+          </w:p>
+          <w:p>
+            <w:pPr>
+              <w:pStyle w:val="TableContents"/>
+              <w:widowControl w:val="false"/>
+              <w:rPr>
+                <w:rFonts w:ascii="Arial" w:hAnsi="Arial"/>
+              </w:rPr>
+            </w:pPr>
+            <w:r>
+              <w:rPr/>
               <w:t>&lt;!DOCTYPE html&gt;</w:t>
             </w:r>
           </w:p>
@@ -1240,7 +1257,7 @@
             <w:r>
               <w:rPr/>
               <w:tab/>
-              <w:t>&lt;title&gt;class timetable&lt;/title&gt;</w:t>
+              <w:t>&lt;title&gt;TIME TABLE&lt;/title&gt;</w:t>
             </w:r>
           </w:p>
           <w:p>
@@ -1279,32 +1296,35 @@
             </w:pPr>
             <w:r>
               <w:rPr/>
-              <w:t>&lt;table border="3" align="center"&gt;</w:t>
-            </w:r>
-          </w:p>
-          <w:p>
-            <w:pPr>
-              <w:pStyle w:val="TableContents"/>
-              <w:widowControl w:val="false"/>
-              <w:rPr>
-                <w:rFonts w:ascii="Arial" w:hAnsi="Arial"/>
-              </w:rPr>
-            </w:pPr>
-            <w:r>
-              <w:rPr/>
-              <w:t>&lt;h2 align="center"&gt;Second sem timetable&lt;/h2&gt;</w:t>
-            </w:r>
-          </w:p>
-          <w:p>
-            <w:pPr>
-              <w:pStyle w:val="TableContents"/>
-              <w:widowControl w:val="false"/>
-              <w:rPr>
-                <w:rFonts w:ascii="Arial" w:hAnsi="Arial"/>
-              </w:rPr>
-            </w:pPr>
-            <w:r>
-              <w:rPr/>
+              <w:tab/>
+              <w:t>&lt;h3&gt;&lt;u&gt;TIME TABLE OF BCA&lt;/u&gt;&lt;/h3&gt;</w:t>
+            </w:r>
+          </w:p>
+          <w:p>
+            <w:pPr>
+              <w:pStyle w:val="TableContents"/>
+              <w:widowControl w:val="false"/>
+              <w:rPr>
+                <w:rFonts w:ascii="Arial" w:hAnsi="Arial"/>
+              </w:rPr>
+            </w:pPr>
+            <w:r>
+              <w:rPr/>
+              <w:tab/>
+              <w:t>&lt;table border="3"&gt;</w:t>
+            </w:r>
+          </w:p>
+          <w:p>
+            <w:pPr>
+              <w:pStyle w:val="TableContents"/>
+              <w:widowControl w:val="false"/>
+              <w:rPr>
+                <w:rFonts w:ascii="Arial" w:hAnsi="Arial"/>
+              </w:rPr>
+            </w:pPr>
+            <w:r>
+              <w:rPr/>
+              <w:tab/>
               <w:t>&lt;tr&gt;</w:t>
             </w:r>
           </w:p>
@@ -1319,6 +1339,7 @@
             <w:r>
               <w:rPr/>
               <w:tab/>
+              <w:tab/>
               <w:t>&lt;th&gt;DAYS&lt;/th&gt;</w:t>
             </w:r>
           </w:p>
@@ -1333,6 +1354,7 @@
             <w:r>
               <w:rPr/>
               <w:tab/>
+              <w:tab/>
               <w:t>&lt;th&gt;1st hour&lt;/th&gt;</w:t>
             </w:r>
           </w:p>
@@ -1347,6 +1369,7 @@
             <w:r>
               <w:rPr/>
               <w:tab/>
+              <w:tab/>
               <w:t>&lt;th&gt;2nd hour&lt;/th&gt;</w:t>
             </w:r>
           </w:p>
@@ -1361,6 +1384,7 @@
             <w:r>
               <w:rPr/>
               <w:tab/>
+              <w:tab/>
               <w:t>&lt;th&gt;3rd hour&lt;/th&gt;</w:t>
             </w:r>
           </w:p>
@@ -1375,6 +1399,7 @@
             <w:r>
               <w:rPr/>
               <w:tab/>
+              <w:tab/>
               <w:t>&lt;th&gt;4th hour&lt;/th&gt;</w:t>
             </w:r>
           </w:p>
@@ -1389,6 +1414,7 @@
             <w:r>
               <w:rPr/>
               <w:tab/>
+              <w:tab/>
               <w:t>&lt;th&gt;5th hour&lt;/th&gt;</w:t>
             </w:r>
           </w:p>
@@ -1402,6 +1428,7 @@
             </w:pPr>
             <w:r>
               <w:rPr/>
+              <w:tab/>
               <w:t>&lt;/tr&gt;</w:t>
             </w:r>
           </w:p>
@@ -1415,6 +1442,7 @@
             </w:pPr>
             <w:r>
               <w:rPr/>
+              <w:tab/>
               <w:t>&lt;tr&gt;</w:t>
             </w:r>
           </w:p>
@@ -1429,6 +1457,7 @@
             <w:r>
               <w:rPr/>
               <w:tab/>
+              <w:tab/>
               <w:t>&lt;th&gt;DAY 1&lt;/th&gt;</w:t>
             </w:r>
           </w:p>
@@ -1443,6 +1472,125 @@
             <w:r>
               <w:rPr/>
               <w:tab/>
+              <w:tab/>
+              <w:t>&lt;td&gt;MATHS&lt;/td&gt;</w:t>
+            </w:r>
+          </w:p>
+          <w:p>
+            <w:pPr>
+              <w:pStyle w:val="TableContents"/>
+              <w:widowControl w:val="false"/>
+              <w:rPr>
+                <w:rFonts w:ascii="Arial" w:hAnsi="Arial"/>
+              </w:rPr>
+            </w:pPr>
+            <w:r>
+              <w:rPr/>
+              <w:tab/>
+              <w:tab/>
+              <w:t>&lt;td&gt;OS&lt;/td&gt;</w:t>
+            </w:r>
+          </w:p>
+          <w:p>
+            <w:pPr>
+              <w:pStyle w:val="TableContents"/>
+              <w:widowControl w:val="false"/>
+              <w:rPr>
+                <w:rFonts w:ascii="Arial" w:hAnsi="Arial"/>
+              </w:rPr>
+            </w:pPr>
+            <w:r>
+              <w:rPr/>
+              <w:tab/>
+              <w:tab/>
+              <w:t>&lt;td&gt;MAL/HIN&lt;/td&gt;</w:t>
+            </w:r>
+          </w:p>
+          <w:p>
+            <w:pPr>
+              <w:pStyle w:val="TableContents"/>
+              <w:widowControl w:val="false"/>
+              <w:rPr>
+                <w:rFonts w:ascii="Arial" w:hAnsi="Arial"/>
+              </w:rPr>
+            </w:pPr>
+            <w:r>
+              <w:rPr/>
+              <w:tab/>
+              <w:tab/>
+              <w:t>&lt;td&gt;ENGLISH&lt;/td&gt;</w:t>
+            </w:r>
+          </w:p>
+          <w:p>
+            <w:pPr>
+              <w:pStyle w:val="TableContents"/>
+              <w:widowControl w:val="false"/>
+              <w:rPr>
+                <w:rFonts w:ascii="Arial" w:hAnsi="Arial"/>
+              </w:rPr>
+            </w:pPr>
+            <w:r>
+              <w:rPr/>
+              <w:tab/>
+              <w:tab/>
+              <w:t>&lt;td&gt;MATHS&lt;/td&gt;</w:t>
+            </w:r>
+          </w:p>
+          <w:p>
+            <w:pPr>
+              <w:pStyle w:val="TableContents"/>
+              <w:widowControl w:val="false"/>
+              <w:rPr>
+                <w:rFonts w:ascii="Arial" w:hAnsi="Arial"/>
+              </w:rPr>
+            </w:pPr>
+            <w:r>
+              <w:rPr/>
+              <w:tab/>
+              <w:t>&lt;/tr&gt;</w:t>
+            </w:r>
+          </w:p>
+          <w:p>
+            <w:pPr>
+              <w:pStyle w:val="TableContents"/>
+              <w:widowControl w:val="false"/>
+              <w:rPr>
+                <w:rFonts w:ascii="Arial" w:hAnsi="Arial"/>
+              </w:rPr>
+            </w:pPr>
+            <w:r>
+              <w:rPr/>
+              <w:tab/>
+              <w:t>&lt;tr&gt;</w:t>
+            </w:r>
+          </w:p>
+          <w:p>
+            <w:pPr>
+              <w:pStyle w:val="TableContents"/>
+              <w:widowControl w:val="false"/>
+              <w:rPr>
+                <w:rFonts w:ascii="Arial" w:hAnsi="Arial"/>
+              </w:rPr>
+            </w:pPr>
+            <w:r>
+              <w:rPr/>
+              <w:tab/>
+              <w:tab/>
+              <w:t>&lt;th&gt;DAY 2&lt;/th&gt;</w:t>
+            </w:r>
+          </w:p>
+          <w:p>
+            <w:pPr>
+              <w:pStyle w:val="TableContents"/>
+              <w:widowControl w:val="false"/>
+              <w:rPr>
+                <w:rFonts w:ascii="Arial" w:hAnsi="Arial"/>
+              </w:rPr>
+            </w:pPr>
+            <w:r>
+              <w:rPr/>
+              <w:tab/>
+              <w:tab/>
               <w:t>&lt;td&gt;DS&lt;/td&gt;</w:t>
             </w:r>
           </w:p>
@@ -1457,6 +1605,155 @@
             <w:r>
               <w:rPr/>
               <w:tab/>
+              <w:tab/>
+              <w:t>&lt;td&gt;WEB&lt;/td&gt;</w:t>
+            </w:r>
+          </w:p>
+          <w:p>
+            <w:pPr>
+              <w:pStyle w:val="TableContents"/>
+              <w:widowControl w:val="false"/>
+              <w:rPr>
+                <w:rFonts w:ascii="Arial" w:hAnsi="Arial"/>
+              </w:rPr>
+            </w:pPr>
+            <w:r>
+              <w:rPr/>
+              <w:tab/>
+              <w:tab/>
+              <w:t>&lt;td&gt;ENGLISH&lt;/td&gt;</w:t>
+            </w:r>
+          </w:p>
+          <w:p>
+            <w:pPr>
+              <w:pStyle w:val="TableContents"/>
+              <w:widowControl w:val="false"/>
+              <w:rPr>
+                <w:rFonts w:ascii="Arial" w:hAnsi="Arial"/>
+              </w:rPr>
+            </w:pPr>
+            <w:r>
+              <w:rPr/>
+              <w:tab/>
+              <w:tab/>
+              <w:t>&lt;td&gt;MAL/HIN&lt;/td&gt;</w:t>
+            </w:r>
+          </w:p>
+          <w:p>
+            <w:pPr>
+              <w:pStyle w:val="TableContents"/>
+              <w:widowControl w:val="false"/>
+              <w:rPr>
+                <w:rFonts w:ascii="Arial" w:hAnsi="Arial"/>
+              </w:rPr>
+            </w:pPr>
+            <w:r>
+              <w:rPr/>
+              <w:tab/>
+              <w:tab/>
+              <w:t>&lt;td&gt;IC&lt;/td&gt;</w:t>
+            </w:r>
+          </w:p>
+          <w:p>
+            <w:pPr>
+              <w:pStyle w:val="TableContents"/>
+              <w:widowControl w:val="false"/>
+              <w:rPr>
+                <w:rFonts w:ascii="Arial" w:hAnsi="Arial"/>
+              </w:rPr>
+            </w:pPr>
+            <w:r>
+              <w:rPr/>
+              <w:tab/>
+              <w:t>&lt;/tr&gt;</w:t>
+            </w:r>
+          </w:p>
+          <w:p>
+            <w:pPr>
+              <w:pStyle w:val="TableContents"/>
+              <w:widowControl w:val="false"/>
+              <w:rPr>
+                <w:rFonts w:ascii="Arial" w:hAnsi="Arial"/>
+              </w:rPr>
+            </w:pPr>
+            <w:r>
+              <w:rPr/>
+              <w:tab/>
+              <w:t>&lt;tr&gt;</w:t>
+            </w:r>
+          </w:p>
+          <w:p>
+            <w:pPr>
+              <w:pStyle w:val="TableContents"/>
+              <w:widowControl w:val="false"/>
+              <w:rPr>
+                <w:rFonts w:ascii="Arial" w:hAnsi="Arial"/>
+              </w:rPr>
+            </w:pPr>
+            <w:r>
+              <w:rPr/>
+              <w:tab/>
+              <w:tab/>
+              <w:t>&lt;th&gt;DAY 3&lt;/th&gt;</w:t>
+            </w:r>
+          </w:p>
+          <w:p>
+            <w:pPr>
+              <w:pStyle w:val="TableContents"/>
+              <w:widowControl w:val="false"/>
+              <w:rPr>
+                <w:rFonts w:ascii="Arial" w:hAnsi="Arial"/>
+              </w:rPr>
+            </w:pPr>
+            <w:r>
+              <w:rPr/>
+              <w:tab/>
+              <w:tab/>
+              <w:t>&lt;td&gt;MAL/HIN&lt;/td&gt;</w:t>
+            </w:r>
+          </w:p>
+          <w:p>
+            <w:pPr>
+              <w:pStyle w:val="TableContents"/>
+              <w:widowControl w:val="false"/>
+              <w:rPr>
+                <w:rFonts w:ascii="Arial" w:hAnsi="Arial"/>
+              </w:rPr>
+            </w:pPr>
+            <w:r>
+              <w:rPr/>
+              <w:tab/>
+              <w:tab/>
+              <w:t>&lt;td&gt;IC&lt;/td&gt;</w:t>
+            </w:r>
+          </w:p>
+          <w:p>
+            <w:pPr>
+              <w:pStyle w:val="TableContents"/>
+              <w:widowControl w:val="false"/>
+              <w:rPr>
+                <w:rFonts w:ascii="Arial" w:hAnsi="Arial"/>
+              </w:rPr>
+            </w:pPr>
+            <w:r>
+              <w:rPr/>
+              <w:tab/>
+              <w:tab/>
+              <w:t>&lt;td&gt;MATHS&lt;/td&gt;</w:t>
+            </w:r>
+          </w:p>
+          <w:p>
+            <w:pPr>
+              <w:pStyle w:val="TableContents"/>
+              <w:widowControl w:val="false"/>
+              <w:rPr>
+                <w:rFonts w:ascii="Arial" w:hAnsi="Arial"/>
+              </w:rPr>
+            </w:pPr>
+            <w:r>
+              <w:rPr/>
+              <w:tab/>
+              <w:tab/>
               <w:t>&lt;td&gt;OS&lt;/td&gt;</w:t>
             </w:r>
           </w:p>
@@ -1471,6 +1768,65 @@
             <w:r>
               <w:rPr/>
               <w:tab/>
+              <w:tab/>
+              <w:t>&lt;td&gt;WEB&lt;/td&gt;</w:t>
+            </w:r>
+          </w:p>
+          <w:p>
+            <w:pPr>
+              <w:pStyle w:val="TableContents"/>
+              <w:widowControl w:val="false"/>
+              <w:rPr>
+                <w:rFonts w:ascii="Arial" w:hAnsi="Arial"/>
+              </w:rPr>
+            </w:pPr>
+            <w:r>
+              <w:rPr/>
+              <w:tab/>
+              <w:t>&lt;/tr&gt;</w:t>
+            </w:r>
+          </w:p>
+          <w:p>
+            <w:pPr>
+              <w:pStyle w:val="TableContents"/>
+              <w:widowControl w:val="false"/>
+              <w:rPr>
+                <w:rFonts w:ascii="Arial" w:hAnsi="Arial"/>
+              </w:rPr>
+            </w:pPr>
+            <w:r>
+              <w:rPr/>
+              <w:tab/>
+              <w:t>&lt;tr&gt;</w:t>
+            </w:r>
+          </w:p>
+          <w:p>
+            <w:pPr>
+              <w:pStyle w:val="TableContents"/>
+              <w:widowControl w:val="false"/>
+              <w:rPr>
+                <w:rFonts w:ascii="Arial" w:hAnsi="Arial"/>
+              </w:rPr>
+            </w:pPr>
+            <w:r>
+              <w:rPr/>
+              <w:tab/>
+              <w:tab/>
+              <w:t>&lt;th&gt;DAY 4&lt;/th&gt;</w:t>
+            </w:r>
+          </w:p>
+          <w:p>
+            <w:pPr>
+              <w:pStyle w:val="TableContents"/>
+              <w:widowControl w:val="false"/>
+              <w:rPr>
+                <w:rFonts w:ascii="Arial" w:hAnsi="Arial"/>
+              </w:rPr>
+            </w:pPr>
+            <w:r>
+              <w:rPr/>
+              <w:tab/>
+              <w:tab/>
               <w:t>&lt;td&gt;ENGLISH&lt;/td&gt;</w:t>
             </w:r>
           </w:p>
@@ -1485,33 +1841,66 @@
             <w:r>
               <w:rPr/>
               <w:tab/>
-              <w:t>&lt;td&gt;WEBLAB&lt;/td&gt;</w:t>
-            </w:r>
-          </w:p>
-          <w:p>
-            <w:pPr>
-              <w:pStyle w:val="TableContents"/>
-              <w:widowControl w:val="false"/>
-              <w:rPr>
-                <w:rFonts w:ascii="Arial" w:hAnsi="Arial"/>
-              </w:rPr>
-            </w:pPr>
-            <w:r>
-              <w:rPr/>
-              <w:tab/>
-              <w:t>&lt;td&gt;WEBLAB&lt;/td&gt;</w:t>
-            </w:r>
-          </w:p>
-          <w:p>
-            <w:pPr>
-              <w:pStyle w:val="TableContents"/>
-              <w:widowControl w:val="false"/>
-              <w:rPr>
-                <w:rFonts w:ascii="Arial" w:hAnsi="Arial"/>
-              </w:rPr>
-            </w:pPr>
-            <w:r>
-              <w:rPr/>
+              <w:tab/>
+              <w:t>&lt;td&gt;WEB&lt;/td&gt;</w:t>
+            </w:r>
+          </w:p>
+          <w:p>
+            <w:pPr>
+              <w:pStyle w:val="TableContents"/>
+              <w:widowControl w:val="false"/>
+              <w:rPr>
+                <w:rFonts w:ascii="Arial" w:hAnsi="Arial"/>
+              </w:rPr>
+            </w:pPr>
+            <w:r>
+              <w:rPr/>
+              <w:tab/>
+              <w:tab/>
+              <w:t>&lt;td&gt;IC&lt;/td&gt;</w:t>
+            </w:r>
+          </w:p>
+          <w:p>
+            <w:pPr>
+              <w:pStyle w:val="TableContents"/>
+              <w:widowControl w:val="false"/>
+              <w:rPr>
+                <w:rFonts w:ascii="Arial" w:hAnsi="Arial"/>
+              </w:rPr>
+            </w:pPr>
+            <w:r>
+              <w:rPr/>
+              <w:tab/>
+              <w:tab/>
+              <w:t>&lt;td&gt;MAL/HIN&lt;/td&gt;</w:t>
+            </w:r>
+          </w:p>
+          <w:p>
+            <w:pPr>
+              <w:pStyle w:val="TableContents"/>
+              <w:widowControl w:val="false"/>
+              <w:rPr>
+                <w:rFonts w:ascii="Arial" w:hAnsi="Arial"/>
+              </w:rPr>
+            </w:pPr>
+            <w:r>
+              <w:rPr/>
+              <w:tab/>
+              <w:tab/>
+              <w:t>&lt;td&gt;DS&lt;/td&gt;</w:t>
+            </w:r>
+          </w:p>
+          <w:p>
+            <w:pPr>
+              <w:pStyle w:val="TableContents"/>
+              <w:widowControl w:val="false"/>
+              <w:rPr>
+                <w:rFonts w:ascii="Arial" w:hAnsi="Arial"/>
+              </w:rPr>
+            </w:pPr>
+            <w:r>
+              <w:rPr/>
+              <w:tab/>
               <w:t>&lt;/tr&gt;</w:t>
             </w:r>
           </w:p>
@@ -1525,6 +1914,7 @@
             </w:pPr>
             <w:r>
               <w:rPr/>
+              <w:tab/>
               <w:t>&lt;tr&gt;</w:t>
             </w:r>
           </w:p>
@@ -1539,33 +1929,21 @@
             <w:r>
               <w:rPr/>
               <w:tab/>
-              <w:t>&lt;th&gt;DAY 2&lt;/th&gt;</w:t>
-            </w:r>
-          </w:p>
-          <w:p>
-            <w:pPr>
-              <w:pStyle w:val="TableContents"/>
-              <w:widowControl w:val="false"/>
-              <w:rPr>
-                <w:rFonts w:ascii="Arial" w:hAnsi="Arial"/>
-              </w:rPr>
-            </w:pPr>
-            <w:r>
-              <w:rPr/>
-              <w:tab/>
-              <w:t>&lt;td&gt;MAL\HINDI&lt;/td&gt;</w:t>
-            </w:r>
-          </w:p>
-          <w:p>
-            <w:pPr>
-              <w:pStyle w:val="TableContents"/>
-              <w:widowControl w:val="false"/>
-              <w:rPr>
-                <w:rFonts w:ascii="Arial" w:hAnsi="Arial"/>
-              </w:rPr>
-            </w:pPr>
-            <w:r>
-              <w:rPr/>
+              <w:tab/>
+              <w:t>&lt;th&gt;DAY 5&lt;/th&gt;</w:t>
+            </w:r>
+          </w:p>
+          <w:p>
+            <w:pPr>
+              <w:pStyle w:val="TableContents"/>
+              <w:widowControl w:val="false"/>
+              <w:rPr>
+                <w:rFonts w:ascii="Arial" w:hAnsi="Arial"/>
+              </w:rPr>
+            </w:pPr>
+            <w:r>
+              <w:rPr/>
+              <w:tab/>
               <w:tab/>
               <w:t>&lt;td&gt;IC&lt;/td&gt;</w:t>
             </w:r>
@@ -1581,6 +1959,7 @@
             <w:r>
               <w:rPr/>
               <w:tab/>
+              <w:tab/>
               <w:t>&lt;td&gt;DS&lt;/td&gt;</w:t>
             </w:r>
           </w:p>
@@ -1595,19 +1974,6 @@
             <w:r>
               <w:rPr/>
               <w:tab/>
-              <w:t>&lt;td&gt;OS&lt;/td&gt;</w:t>
-            </w:r>
-          </w:p>
-          <w:p>
-            <w:pPr>
-              <w:pStyle w:val="TableContents"/>
-              <w:widowControl w:val="false"/>
-              <w:rPr>
-                <w:rFonts w:ascii="Arial" w:hAnsi="Arial"/>
-              </w:rPr>
-            </w:pPr>
-            <w:r>
-              <w:rPr/>
               <w:tab/>
               <w:t>&lt;td&gt;MATHS&lt;/td&gt;</w:t>
             </w:r>
@@ -1622,350 +1988,24 @@
             </w:pPr>
             <w:r>
               <w:rPr/>
-              <w:t>&lt;/tr&gt;</w:t>
-            </w:r>
-          </w:p>
-          <w:p>
-            <w:pPr>
-              <w:pStyle w:val="TableContents"/>
-              <w:widowControl w:val="false"/>
-              <w:rPr>
-                <w:rFonts w:ascii="Arial" w:hAnsi="Arial"/>
-              </w:rPr>
-            </w:pPr>
-            <w:r>
-              <w:rPr/>
-              <w:t>&lt;tr&gt;</w:t>
-            </w:r>
-          </w:p>
-          <w:p>
-            <w:pPr>
-              <w:pStyle w:val="TableContents"/>
-              <w:widowControl w:val="false"/>
-              <w:rPr>
-                <w:rFonts w:ascii="Arial" w:hAnsi="Arial"/>
-              </w:rPr>
-            </w:pPr>
-            <w:r>
-              <w:rPr/>
-              <w:tab/>
-              <w:t>&lt;th&gt;DAY 3&lt;/th&gt;</w:t>
-            </w:r>
-          </w:p>
-          <w:p>
-            <w:pPr>
-              <w:pStyle w:val="TableContents"/>
-              <w:widowControl w:val="false"/>
-              <w:rPr>
-                <w:rFonts w:ascii="Arial" w:hAnsi="Arial"/>
-              </w:rPr>
-            </w:pPr>
-            <w:r>
-              <w:rPr/>
-              <w:tab/>
-              <w:t>&lt;td&gt;OS&lt;/td&gt;</w:t>
-            </w:r>
-          </w:p>
-          <w:p>
-            <w:pPr>
-              <w:pStyle w:val="TableContents"/>
-              <w:widowControl w:val="false"/>
-              <w:rPr>
-                <w:rFonts w:ascii="Arial" w:hAnsi="Arial"/>
-              </w:rPr>
-            </w:pPr>
-            <w:r>
-              <w:rPr/>
-              <w:tab/>
-              <w:t>&lt;td&gt;DS&lt;/td&gt;</w:t>
-            </w:r>
-          </w:p>
-          <w:p>
-            <w:pPr>
-              <w:pStyle w:val="TableContents"/>
-              <w:widowControl w:val="false"/>
-              <w:rPr>
-                <w:rFonts w:ascii="Arial" w:hAnsi="Arial"/>
-              </w:rPr>
-            </w:pPr>
-            <w:r>
-              <w:rPr/>
-              <w:tab/>
-              <w:t>&lt;td&gt;ENGLISH&lt;/td&gt;</w:t>
-            </w:r>
-          </w:p>
-          <w:p>
-            <w:pPr>
-              <w:pStyle w:val="TableContents"/>
-              <w:widowControl w:val="false"/>
-              <w:rPr>
-                <w:rFonts w:ascii="Arial" w:hAnsi="Arial"/>
-              </w:rPr>
-            </w:pPr>
-            <w:r>
-              <w:rPr/>
-              <w:tab/>
-              <w:t>&lt;td&gt;MAL\HINDI&lt;/td&gt;</w:t>
-            </w:r>
-          </w:p>
-          <w:p>
-            <w:pPr>
-              <w:pStyle w:val="TableContents"/>
-              <w:widowControl w:val="false"/>
-              <w:rPr>
-                <w:rFonts w:ascii="Arial" w:hAnsi="Arial"/>
-              </w:rPr>
-            </w:pPr>
-            <w:r>
-              <w:rPr/>
-              <w:tab/>
-              <w:t>&lt;td&gt;MATHS&lt;/td&gt;</w:t>
-            </w:r>
-          </w:p>
-          <w:p>
-            <w:pPr>
-              <w:pStyle w:val="TableContents"/>
-              <w:widowControl w:val="false"/>
-              <w:rPr>
-                <w:rFonts w:ascii="Arial" w:hAnsi="Arial"/>
-              </w:rPr>
-            </w:pPr>
-            <w:r>
-              <w:rPr/>
-              <w:t>&lt;/tr&gt;</w:t>
-            </w:r>
-          </w:p>
-          <w:p>
-            <w:pPr>
-              <w:pStyle w:val="TableContents"/>
-              <w:widowControl w:val="false"/>
-              <w:rPr>
-                <w:rFonts w:ascii="Arial" w:hAnsi="Arial"/>
-              </w:rPr>
-            </w:pPr>
-            <w:r>
-              <w:rPr/>
-              <w:t>&lt;tr&gt;</w:t>
-            </w:r>
-          </w:p>
-          <w:p>
-            <w:pPr>
-              <w:pStyle w:val="TableContents"/>
-              <w:widowControl w:val="false"/>
-              <w:rPr>
-                <w:rFonts w:ascii="Arial" w:hAnsi="Arial"/>
-              </w:rPr>
-            </w:pPr>
-            <w:r>
-              <w:rPr/>
-              <w:tab/>
-              <w:t>&lt;th&gt;DAY 4&lt;/th&gt;</w:t>
-            </w:r>
-          </w:p>
-          <w:p>
-            <w:pPr>
-              <w:pStyle w:val="TableContents"/>
-              <w:widowControl w:val="false"/>
-              <w:rPr>
-                <w:rFonts w:ascii="Arial" w:hAnsi="Arial"/>
-              </w:rPr>
-            </w:pPr>
-            <w:r>
-              <w:rPr/>
-              <w:tab/>
-              <w:t>&lt;td&gt;DS&lt;/td&gt;</w:t>
-            </w:r>
-          </w:p>
-          <w:p>
-            <w:pPr>
-              <w:pStyle w:val="TableContents"/>
-              <w:widowControl w:val="false"/>
-              <w:rPr>
-                <w:rFonts w:ascii="Arial" w:hAnsi="Arial"/>
-              </w:rPr>
-            </w:pPr>
-            <w:r>
-              <w:rPr/>
-              <w:tab/>
-              <w:t>&lt;td&gt;ENGLISH&lt;/td&gt;</w:t>
-            </w:r>
-          </w:p>
-          <w:p>
-            <w:pPr>
-              <w:pStyle w:val="TableContents"/>
-              <w:widowControl w:val="false"/>
-              <w:rPr>
-                <w:rFonts w:ascii="Arial" w:hAnsi="Arial"/>
-              </w:rPr>
-            </w:pPr>
-            <w:r>
-              <w:rPr/>
-              <w:tab/>
-              <w:t>&lt;td&gt;OS&lt;/td&gt;</w:t>
-            </w:r>
-          </w:p>
-          <w:p>
-            <w:pPr>
-              <w:pStyle w:val="TableContents"/>
-              <w:widowControl w:val="false"/>
-              <w:rPr>
-                <w:rFonts w:ascii="Arial" w:hAnsi="Arial"/>
-              </w:rPr>
-            </w:pPr>
-            <w:r>
-              <w:rPr/>
-              <w:tab/>
-              <w:t>&lt;td&gt;MATHS&lt;/td&gt;</w:t>
-            </w:r>
-          </w:p>
-          <w:p>
-            <w:pPr>
-              <w:pStyle w:val="TableContents"/>
-              <w:widowControl w:val="false"/>
-              <w:rPr>
-                <w:rFonts w:ascii="Arial" w:hAnsi="Arial"/>
-              </w:rPr>
-            </w:pPr>
-            <w:r>
-              <w:rPr/>
-              <w:tab/>
-              <w:t>&lt;td&gt;MAL\HINDI&lt;/td&gt;</w:t>
-            </w:r>
-          </w:p>
-          <w:p>
-            <w:pPr>
-              <w:pStyle w:val="TableContents"/>
-              <w:widowControl w:val="false"/>
-              <w:rPr>
-                <w:rFonts w:ascii="Arial" w:hAnsi="Arial"/>
-              </w:rPr>
-            </w:pPr>
-            <w:r>
-              <w:rPr/>
-              <w:t>&lt;/tr&gt;</w:t>
-            </w:r>
-          </w:p>
-          <w:p>
-            <w:pPr>
-              <w:pStyle w:val="TableContents"/>
-              <w:widowControl w:val="false"/>
-              <w:rPr>
-                <w:rFonts w:ascii="Arial" w:hAnsi="Arial"/>
-              </w:rPr>
-            </w:pPr>
-            <w:r>
-              <w:rPr/>
-              <w:t>&lt;tr&gt;</w:t>
-            </w:r>
-          </w:p>
-          <w:p>
-            <w:pPr>
-              <w:pStyle w:val="TableContents"/>
-              <w:widowControl w:val="false"/>
-              <w:rPr>
-                <w:rFonts w:ascii="Arial" w:hAnsi="Arial"/>
-              </w:rPr>
-            </w:pPr>
-            <w:r>
-              <w:rPr/>
-              <w:tab/>
-              <w:t>&lt;th&gt;DAY 5&lt;/th&gt;</w:t>
-            </w:r>
-          </w:p>
-          <w:p>
-            <w:pPr>
-              <w:pStyle w:val="TableContents"/>
-              <w:widowControl w:val="false"/>
-              <w:rPr>
-                <w:rFonts w:ascii="Arial" w:hAnsi="Arial"/>
-              </w:rPr>
-            </w:pPr>
-            <w:r>
-              <w:rPr/>
-              <w:tab/>
-              <w:t>&lt;td&gt;MATHS&lt;/td&gt;</w:t>
-            </w:r>
-          </w:p>
-          <w:p>
-            <w:pPr>
-              <w:pStyle w:val="TableContents"/>
-              <w:widowControl w:val="false"/>
-              <w:rPr>
-                <w:rFonts w:ascii="Arial" w:hAnsi="Arial"/>
-              </w:rPr>
-            </w:pPr>
-            <w:r>
-              <w:rPr/>
-              <w:tab/>
-              <w:t>&lt;td&gt;MAL\HINDI&lt;/td&gt;</w:t>
-            </w:r>
-          </w:p>
-          <w:p>
-            <w:pPr>
-              <w:pStyle w:val="TableContents"/>
-              <w:widowControl w:val="false"/>
-              <w:rPr>
-                <w:rFonts w:ascii="Arial" w:hAnsi="Arial"/>
-              </w:rPr>
-            </w:pPr>
-            <w:r>
-              <w:rPr/>
-              <w:tab/>
-              <w:t>&lt;td&gt;WEB&lt;/td&gt;</w:t>
-            </w:r>
-          </w:p>
-          <w:p>
-            <w:pPr>
-              <w:pStyle w:val="TableContents"/>
-              <w:widowControl w:val="false"/>
-              <w:rPr>
-                <w:rFonts w:ascii="Arial" w:hAnsi="Arial"/>
-              </w:rPr>
-            </w:pPr>
-            <w:r>
-              <w:rPr/>
-              <w:tab/>
-              <w:t>&lt;td&gt;DSLAB&lt;/td&gt;</w:t>
-            </w:r>
-          </w:p>
-          <w:p>
-            <w:pPr>
-              <w:pStyle w:val="TableContents"/>
-              <w:widowControl w:val="false"/>
-              <w:rPr>
-                <w:rFonts w:ascii="Arial" w:hAnsi="Arial"/>
-              </w:rPr>
-            </w:pPr>
-            <w:r>
-              <w:rPr/>
-              <w:tab/>
-              <w:t>&lt;td&gt;DSLAB&lt;/td&gt;</w:t>
-            </w:r>
-          </w:p>
-          <w:p>
-            <w:pPr>
-              <w:pStyle w:val="TableContents"/>
-              <w:widowControl w:val="false"/>
-              <w:rPr>
-                <w:rFonts w:ascii="Arial" w:hAnsi="Arial"/>
-              </w:rPr>
-            </w:pPr>
-            <w:r>
-              <w:rPr/>
-              <w:t>&lt;/tr&gt;</w:t>
-            </w:r>
-          </w:p>
-          <w:p>
-            <w:pPr>
-              <w:pStyle w:val="TableContents"/>
-              <w:widowControl w:val="false"/>
-              <w:rPr>
-                <w:rFonts w:ascii="Arial" w:hAnsi="Arial"/>
-              </w:rPr>
-            </w:pPr>
-            <w:r>
-              <w:rPr/>
-              <w:t>&lt;/table&gt;</w:t>
+              <w:tab/>
+              <w:tab/>
+              <w:t>&lt;td&gt;WEB LAB&lt;/td&gt;</w:t>
+            </w:r>
+          </w:p>
+          <w:p>
+            <w:pPr>
+              <w:pStyle w:val="TableContents"/>
+              <w:widowControl w:val="false"/>
+              <w:rPr>
+                <w:rFonts w:ascii="Arial" w:hAnsi="Arial"/>
+              </w:rPr>
+            </w:pPr>
+            <w:r>
+              <w:rPr/>
+              <w:tab/>
+              <w:tab/>
+              <w:t>&lt;td&gt;WEB LAB&lt;/td&gt;</w:t>
             </w:r>
           </w:p>
           <w:p>
@@ -1999,73 +2039,103 @@
     </w:tbl>
     <w:p>
       <w:pPr>
-        <w:pStyle w:val="LOnormal"/>
+        <w:pStyle w:val="LO-normal"/>
         <w:spacing w:lineRule="auto" w:line="360"/>
         <w:ind w:left="0" w:hanging="0"/>
         <w:jc w:val="both"/>
         <w:rPr>
           <w:rFonts w:eastAsia="Roboto" w:cs="Roboto"/>
           <w:b/>
-          <w:b/>
-          <w:bCs/>
-          <w:sz w:val="28"/>
-          <w:szCs w:val="28"/>
-        </w:rPr>
-      </w:pPr>
-      <w:r>
-        <w:rPr>
-          <w:rFonts w:eastAsia="Roboto" w:cs="Roboto"/>
-          <w:b/>
-          <w:bCs/>
-          <w:sz w:val="28"/>
-          <w:szCs w:val="28"/>
-        </w:rPr>
-      </w:r>
-    </w:p>
-    <w:p>
-      <w:pPr>
-        <w:pStyle w:val="LOnormal"/>
+          <w:bCs/>
+          <w:sz w:val="28"/>
+          <w:szCs w:val="28"/>
+        </w:rPr>
+      </w:pPr>
+      <w:r>
+        <w:rPr>
+          <w:rFonts w:eastAsia="Roboto" w:cs="Roboto"/>
+          <w:b/>
+          <w:bCs/>
+          <w:sz w:val="28"/>
+          <w:szCs w:val="28"/>
+        </w:rPr>
+      </w:r>
+    </w:p>
+    <w:p>
+      <w:pPr>
+        <w:pStyle w:val="LO-normal"/>
         <w:spacing w:lineRule="auto" w:line="360"/>
         <w:ind w:left="0" w:hanging="0"/>
         <w:jc w:val="both"/>
         <w:rPr>
           <w:rFonts w:ascii="Arial" w:hAnsi="Arial" w:eastAsia="Roboto" w:cs="Roboto"/>
           <w:b/>
-          <w:b/>
-          <w:bCs/>
-          <w:sz w:val="28"/>
-          <w:szCs w:val="28"/>
-        </w:rPr>
-      </w:pPr>
-      <w:r>
-        <w:rPr>
-          <w:rFonts w:eastAsia="Roboto" w:cs="Roboto"/>
-          <w:b/>
-          <w:bCs/>
-          <w:sz w:val="28"/>
-          <w:szCs w:val="28"/>
-        </w:rPr>
-      </w:r>
-    </w:p>
-    <w:p>
-      <w:pPr>
-        <w:pStyle w:val="LOnormal"/>
+          <w:bCs/>
+          <w:sz w:val="28"/>
+          <w:szCs w:val="28"/>
+        </w:rPr>
+      </w:pPr>
+      <w:r>
+        <w:rPr>
+          <w:rFonts w:eastAsia="Roboto" w:cs="Roboto"/>
+          <w:b/>
+          <w:bCs/>
+          <w:sz w:val="28"/>
+          <w:szCs w:val="28"/>
+        </w:rPr>
+      </w:r>
+    </w:p>
+    <w:p>
+      <w:pPr>
+        <w:pStyle w:val="LO-normal"/>
         <w:spacing w:lineRule="auto" w:line="360"/>
         <w:rPr>
           <w:rFonts w:ascii="Arial" w:hAnsi="Arial"/>
         </w:rPr>
       </w:pPr>
       <w:r>
+        <w:rPr>
+          <w:rFonts w:eastAsia="Roboto" w:cs="Roboto"/>
+          <w:b/>
+          <w:bCs/>
+          <w:sz w:val="28"/>
+          <w:szCs w:val="28"/>
+        </w:rPr>
+        <w:t>Output</w:t>
+      </w:r>
+    </w:p>
+    <w:p>
+      <w:pPr>
+        <w:pStyle w:val="LO-normal"/>
+        <w:spacing w:lineRule="auto" w:line="360"/>
+        <w:rPr>
+          <w:rFonts w:ascii="Arial" w:hAnsi="Arial"/>
+        </w:rPr>
+      </w:pPr>
+      <w:r>
+        <w:rPr/>
+      </w:r>
+    </w:p>
+    <w:p>
+      <w:pPr>
+        <w:pStyle w:val="LO-normal"/>
+        <w:spacing w:lineRule="auto" w:line="360"/>
+        <w:rPr>
+          <w:rFonts w:ascii="Arial" w:hAnsi="Arial"/>
+        </w:rPr>
+      </w:pPr>
+      <w:r>
+        <w:rPr/>
         <w:drawing>
-          <wp:anchor behindDoc="0" distT="0" distB="0" distL="0" distR="0" simplePos="0" locked="0" layoutInCell="0" allowOverlap="1" relativeHeight="9">
+          <wp:anchor behindDoc="0" distT="0" distB="0" distL="0" distR="0" simplePos="0" locked="0" layoutInCell="0" allowOverlap="1" relativeHeight="8">
             <wp:simplePos x="0" y="0"/>
             <wp:positionH relativeFrom="column">
-              <wp:posOffset>-47625</wp:posOffset>
+              <wp:posOffset>18415</wp:posOffset>
             </wp:positionH>
             <wp:positionV relativeFrom="paragraph">
-              <wp:posOffset>427355</wp:posOffset>
+              <wp:posOffset>-57150</wp:posOffset>
             </wp:positionV>
-            <wp:extent cx="5924550" cy="2790825"/>
+            <wp:extent cx="4752975" cy="1562100"/>
             <wp:effectExtent l="0" t="0" r="0" b="0"/>
             <wp:wrapSquare wrapText="largest"/>
             <wp:docPr id="1" name="Image1" descr=""/>
@@ -2090,7 +2160,7 @@
                   <pic:spPr bwMode="auto">
                     <a:xfrm>
                       <a:off x="0" y="0"/>
-                      <a:ext cx="5924550" cy="2790825"/>
+                      <a:ext cx="4752975" cy="1562100"/>
                     </a:xfrm>
                     <a:prstGeom prst="rect">
                       <a:avLst/>
@@ -2102,119 +2172,33 @@
           </wp:anchor>
         </w:drawing>
       </w:r>
-      <w:r>
-        <w:rPr>
-          <w:rFonts w:eastAsia="Roboto" w:cs="Roboto"/>
-          <w:b/>
-          <w:bCs/>
-          <w:sz w:val="28"/>
-          <w:szCs w:val="28"/>
-        </w:rPr>
-        <w:t>Output</w:t>
-      </w:r>
-    </w:p>
-    <w:p>
-      <w:pPr>
-        <w:pStyle w:val="LOnormal"/>
-        <w:spacing w:lineRule="auto" w:line="360"/>
-        <w:rPr>
-          <w:rFonts w:eastAsia="Roboto" w:cs="Roboto"/>
-          <w:b/>
-          <w:b/>
-          <w:bCs/>
-          <w:sz w:val="28"/>
-          <w:szCs w:val="28"/>
-        </w:rPr>
-      </w:pPr>
-      <w:r>
-        <w:rPr>
-          <w:rFonts w:eastAsia="Roboto" w:cs="Roboto"/>
-          <w:b/>
-          <w:bCs/>
-          <w:sz w:val="28"/>
-          <w:szCs w:val="28"/>
-        </w:rPr>
-      </w:r>
-    </w:p>
-    <w:p>
-      <w:pPr>
-        <w:pStyle w:val="LOnormal"/>
-        <w:keepNext w:val="false"/>
-        <w:keepLines w:val="false"/>
+    </w:p>
+    <w:p>
+      <w:pPr>
+        <w:pStyle w:val="LO-normal"/>
+        <w:spacing w:lineRule="auto" w:line="360"/>
+        <w:rPr>
+          <w:rFonts w:eastAsia="Roboto" w:cs="Roboto"/>
+          <w:b/>
+          <w:bCs/>
+          <w:sz w:val="28"/>
+          <w:szCs w:val="28"/>
+        </w:rPr>
+      </w:pPr>
+      <w:r>
+        <w:rPr>
+          <w:rFonts w:eastAsia="Roboto" w:cs="Roboto"/>
+          <w:b/>
+          <w:bCs/>
+          <w:sz w:val="28"/>
+          <w:szCs w:val="28"/>
+        </w:rPr>
+      </w:r>
+    </w:p>
+    <w:p>
+      <w:pPr>
+        <w:pStyle w:val="LO-normal"/>
         <w:pageBreakBefore w:val="false"/>
-        <w:widowControl w:val="false"/>
-        <w:shd w:val="clear" w:fill="auto"/>
-        <w:spacing w:lineRule="auto" w:line="276" w:before="0" w:after="0"/>
-        <w:ind w:left="0" w:right="0" w:hanging="0"/>
-        <w:jc w:val="left"/>
-        <w:rPr>
-          <w:rFonts w:ascii="Arial" w:hAnsi="Arial"/>
-        </w:rPr>
-      </w:pPr>
-      <w:r>
-        <w:rPr/>
-      </w:r>
-    </w:p>
-    <w:p>
-      <w:pPr>
-        <w:pStyle w:val="LOnormal"/>
-        <w:keepNext w:val="false"/>
-        <w:keepLines w:val="false"/>
-        <w:pageBreakBefore w:val="false"/>
-        <w:widowControl w:val="false"/>
-        <w:shd w:val="clear" w:fill="auto"/>
-        <w:spacing w:lineRule="auto" w:line="276" w:before="0" w:after="0"/>
-        <w:ind w:left="0" w:right="0" w:hanging="0"/>
-        <w:jc w:val="left"/>
-        <w:rPr>
-          <w:rFonts w:ascii="Arial" w:hAnsi="Arial"/>
-        </w:rPr>
-      </w:pPr>
-      <w:r>
-        <w:rPr/>
-      </w:r>
-    </w:p>
-    <w:p>
-      <w:pPr>
-        <w:pStyle w:val="LOnormal"/>
-        <w:keepNext w:val="false"/>
-        <w:keepLines w:val="false"/>
-        <w:pageBreakBefore w:val="false"/>
-        <w:widowControl w:val="false"/>
-        <w:shd w:val="clear" w:fill="auto"/>
-        <w:spacing w:lineRule="auto" w:line="276" w:before="0" w:after="0"/>
-        <w:ind w:left="0" w:right="0" w:hanging="0"/>
-        <w:jc w:val="left"/>
-        <w:rPr>
-          <w:rFonts w:ascii="Arial" w:hAnsi="Arial"/>
-        </w:rPr>
-      </w:pPr>
-      <w:r>
-        <w:rPr/>
-      </w:r>
-    </w:p>
-    <w:p>
-      <w:pPr>
-        <w:pStyle w:val="LOnormal"/>
-        <w:keepNext w:val="false"/>
-        <w:keepLines w:val="false"/>
-        <w:pageBreakBefore w:val="false"/>
-        <w:widowControl w:val="false"/>
-        <w:shd w:val="clear" w:fill="auto"/>
-        <w:spacing w:lineRule="auto" w:line="276" w:before="0" w:after="0"/>
-        <w:ind w:left="0" w:right="0" w:hanging="0"/>
-        <w:jc w:val="left"/>
-        <w:rPr>
-          <w:rFonts w:ascii="Arial" w:hAnsi="Arial"/>
-        </w:rPr>
-      </w:pPr>
-      <w:r>
-        <w:rPr/>
-      </w:r>
-    </w:p>
-    <w:p>
-      <w:pPr>
-        <w:pStyle w:val="LOnormal"/>
         <w:spacing w:lineRule="auto" w:line="259"/>
         <w:ind w:left="720" w:hanging="0"/>
         <w:jc w:val="right"/>
@@ -2223,6 +2207,57 @@
         </w:rPr>
       </w:pPr>
       <w:r>
+        <w:rPr/>
+      </w:r>
+    </w:p>
+    <w:p>
+      <w:pPr>
+        <w:pStyle w:val="LO-normal"/>
+        <w:spacing w:lineRule="auto" w:line="259"/>
+        <w:ind w:left="720" w:hanging="0"/>
+        <w:jc w:val="right"/>
+        <w:rPr>
+          <w:rFonts w:ascii="Arial" w:hAnsi="Arial"/>
+        </w:rPr>
+      </w:pPr>
+      <w:r>
+        <w:rPr/>
+      </w:r>
+    </w:p>
+    <w:p>
+      <w:pPr>
+        <w:pStyle w:val="LO-normal"/>
+        <w:spacing w:lineRule="auto" w:line="259"/>
+        <w:ind w:left="720" w:hanging="0"/>
+        <w:jc w:val="right"/>
+        <w:rPr>
+          <w:rFonts w:ascii="Arial" w:hAnsi="Arial"/>
+        </w:rPr>
+      </w:pPr>
+      <w:r>
+        <w:rPr/>
+      </w:r>
+    </w:p>
+    <w:p>
+      <w:pPr>
+        <w:pStyle w:val="LO-normal"/>
+        <w:spacing w:lineRule="auto" w:line="259"/>
+        <w:ind w:left="720" w:hanging="0"/>
+        <w:jc w:val="right"/>
+        <w:rPr>
+          <w:rFonts w:ascii="Arial" w:hAnsi="Arial"/>
+        </w:rPr>
+      </w:pPr>
+      <w:r>
+        <w:rPr/>
+      </w:r>
+    </w:p>
+    <w:p>
+      <w:pPr>
+        <w:pStyle w:val="LO-normal"/>
+        <w:spacing w:lineRule="auto" w:line="259"/>
+        <w:ind w:hanging="0"/>
+        <w:jc w:val="left"/>
         <w:rPr>
           <w:rFonts w:eastAsia="Calibri" w:cs="Calibri"/>
           <w:b/>
@@ -2230,18 +2265,91 @@
           <w:sz w:val="38"/>
           <w:szCs w:val="38"/>
         </w:rPr>
+      </w:pPr>
+      <w:r>
+        <w:rPr/>
+      </w:r>
+    </w:p>
+    <w:p>
+      <w:pPr>
+        <w:pStyle w:val="LO-normal"/>
+        <w:spacing w:lineRule="auto" w:line="259"/>
+        <w:ind w:hanging="0"/>
+        <w:jc w:val="left"/>
+        <w:rPr>
+          <w:rFonts w:eastAsia="Calibri" w:cs="Calibri"/>
+          <w:b/>
+          <w:bCs/>
+          <w:sz w:val="38"/>
+          <w:szCs w:val="38"/>
+        </w:rPr>
+      </w:pPr>
+      <w:r>
+        <w:rPr/>
+      </w:r>
+    </w:p>
+    <w:p>
+      <w:pPr>
+        <w:pStyle w:val="LO-normal"/>
+        <w:spacing w:lineRule="auto" w:line="259"/>
+        <w:ind w:hanging="0"/>
+        <w:jc w:val="left"/>
+        <w:rPr>
+          <w:rFonts w:eastAsia="Calibri" w:cs="Calibri"/>
+          <w:b/>
+          <w:bCs/>
+          <w:sz w:val="38"/>
+          <w:szCs w:val="38"/>
+        </w:rPr>
+      </w:pPr>
+      <w:r>
+        <w:rPr/>
+      </w:r>
+    </w:p>
+    <w:p>
+      <w:pPr>
+        <w:pStyle w:val="LO-normal"/>
+        <w:spacing w:lineRule="auto" w:line="259"/>
+        <w:ind w:hanging="0"/>
+        <w:jc w:val="left"/>
+        <w:rPr>
+          <w:rFonts w:eastAsia="Calibri" w:cs="Calibri"/>
+          <w:b/>
+          <w:bCs/>
+          <w:sz w:val="38"/>
+          <w:szCs w:val="38"/>
+        </w:rPr>
+      </w:pPr>
+      <w:r>
+        <w:rPr/>
+      </w:r>
+    </w:p>
+    <w:p>
+      <w:pPr>
+        <w:pStyle w:val="LO-normal"/>
+        <w:spacing w:lineRule="auto" w:line="259"/>
+        <w:ind w:hanging="0"/>
+        <w:jc w:val="left"/>
+        <w:rPr/>
+      </w:pPr>
+      <w:r>
+        <w:rPr>
+          <w:rFonts w:eastAsia="Calibri" w:cs="Calibri"/>
+          <w:b/>
+          <w:bCs/>
+          <w:sz w:val="38"/>
+          <w:szCs w:val="38"/>
+        </w:rPr>
         <w:t>Program 2</w:t>
       </w:r>
     </w:p>
     <w:p>
       <w:pPr>
-        <w:pStyle w:val="LOnormal"/>
+        <w:pStyle w:val="LO-normal"/>
         <w:widowControl w:val="false"/>
         <w:spacing w:lineRule="auto" w:line="240"/>
-        <w:jc w:val="right"/>
-        <w:rPr>
-          <w:rFonts w:ascii="Arial" w:hAnsi="Arial"/>
-        </w:rPr>
+        <w:jc w:val="left"/>
+        <w:rPr/>
       </w:pPr>
       <w:r>
         <w:rPr>
@@ -2256,30 +2364,29 @@
     </w:p>
     <w:p>
       <w:pPr>
-        <w:pStyle w:val="LOnormal"/>
+        <w:pStyle w:val="LO-normal"/>
         <w:spacing w:lineRule="auto" w:line="360"/>
         <w:rPr>
           <w:rFonts w:ascii="Arial" w:hAnsi="Arial" w:eastAsia="Roboto" w:cs="Roboto"/>
           <w:b/>
-          <w:b/>
-          <w:bCs/>
-          <w:sz w:val="28"/>
-          <w:szCs w:val="28"/>
-        </w:rPr>
-      </w:pPr>
-      <w:r>
-        <w:rPr>
-          <w:rFonts w:eastAsia="Roboto" w:cs="Roboto"/>
-          <w:b/>
-          <w:bCs/>
-          <w:sz w:val="28"/>
-          <w:szCs w:val="28"/>
-        </w:rPr>
-      </w:r>
-    </w:p>
-    <w:p>
-      <w:pPr>
-        <w:pStyle w:val="LOnormal"/>
+          <w:bCs/>
+          <w:sz w:val="28"/>
+          <w:szCs w:val="28"/>
+        </w:rPr>
+      </w:pPr>
+      <w:r>
+        <w:rPr>
+          <w:rFonts w:eastAsia="Roboto" w:cs="Roboto"/>
+          <w:b/>
+          <w:bCs/>
+          <w:sz w:val="28"/>
+          <w:szCs w:val="28"/>
+        </w:rPr>
+      </w:r>
+    </w:p>
+    <w:p>
+      <w:pPr>
+        <w:pStyle w:val="LO-normal"/>
         <w:spacing w:lineRule="auto" w:line="360"/>
         <w:rPr>
           <w:rFonts w:ascii="Arial" w:hAnsi="Arial"/>
@@ -2298,7 +2405,7 @@
     </w:p>
     <w:p>
       <w:pPr>
-        <w:pStyle w:val="LOnormal"/>
+        <w:pStyle w:val="LO-normal"/>
         <w:spacing w:lineRule="auto" w:line="360"/>
         <w:ind w:left="0" w:hanging="0"/>
         <w:jc w:val="both"/>
@@ -2317,7 +2424,7 @@
     </w:p>
     <w:p>
       <w:pPr>
-        <w:pStyle w:val="LOnormal"/>
+        <w:pStyle w:val="LO-normal"/>
         <w:spacing w:lineRule="auto" w:line="360"/>
         <w:ind w:left="0" w:hanging="0"/>
         <w:jc w:val="both"/>
@@ -2337,7 +2444,7 @@
     </w:p>
     <w:p>
       <w:pPr>
-        <w:pStyle w:val="LOnormal"/>
+        <w:pStyle w:val="LO-normal"/>
         <w:spacing w:lineRule="auto" w:line="360"/>
         <w:ind w:left="0" w:hanging="0"/>
         <w:jc w:val="both"/>
@@ -2358,13 +2465,12 @@
     </w:p>
     <w:p>
       <w:pPr>
-        <w:pStyle w:val="LOnormal"/>
+        <w:pStyle w:val="LO-normal"/>
         <w:spacing w:lineRule="auto" w:line="360"/>
         <w:ind w:left="0" w:hanging="0"/>
         <w:jc w:val="both"/>
         <w:rPr>
           <w:rFonts w:eastAsia="Roboto" w:cs="Roboto"/>
-          <w:b/>
           <w:b/>
           <w:bCs/>
           <w:sz w:val="28"/>
@@ -2421,6 +2527,18 @@
             </w:pPr>
             <w:r>
               <w:rPr/>
+            </w:r>
+          </w:p>
+          <w:p>
+            <w:pPr>
+              <w:pStyle w:val="TableContents"/>
+              <w:widowControl w:val="false"/>
+              <w:rPr>
+                <w:rFonts w:ascii="Arial" w:hAnsi="Arial"/>
+              </w:rPr>
+            </w:pPr>
+            <w:r>
+              <w:rPr/>
               <w:t>&lt;!DOCTYPE html&gt;</w:t>
             </w:r>
           </w:p>
@@ -2447,21 +2565,21 @@
             </w:pPr>
             <w:r>
               <w:rPr/>
-              <w:t>&lt;head&gt;</w:t>
-            </w:r>
-          </w:p>
-          <w:p>
-            <w:pPr>
-              <w:pStyle w:val="TableContents"/>
-              <w:widowControl w:val="false"/>
-              <w:rPr>
-                <w:rFonts w:ascii="Arial" w:hAnsi="Arial"/>
-              </w:rPr>
-            </w:pPr>
-            <w:r>
-              <w:rPr/>
-              <w:tab/>
-              <w:t>&lt;title&gt;St.Georges College Aruvithura&lt;/title&gt;</w:t>
+              <w:t>&lt;head&gt;&lt;/a</w:t>
+            </w:r>
+          </w:p>
+          <w:p>
+            <w:pPr>
+              <w:pStyle w:val="TableContents"/>
+              <w:widowControl w:val="false"/>
+              <w:rPr>
+                <w:rFonts w:ascii="Arial" w:hAnsi="Arial"/>
+              </w:rPr>
+            </w:pPr>
+            <w:r>
+              <w:rPr/>
+              <w:tab/>
+              <w:t>&lt;title&gt;college link&lt;/title&gt;</w:t>
             </w:r>
           </w:p>
           <w:p>
@@ -2501,74 +2619,102 @@
             <w:r>
               <w:rPr/>
               <w:tab/>
-              <w:t>&lt;h1 align="center"&gt;St.George's College Aruvithura&lt;/h1&gt;</w:t>
-            </w:r>
-          </w:p>
-          <w:p>
-            <w:pPr>
-              <w:pStyle w:val="TableContents"/>
-              <w:widowControl w:val="false"/>
-              <w:rPr>
-                <w:rFonts w:ascii="Arial" w:hAnsi="Arial"/>
-              </w:rPr>
-            </w:pPr>
-            <w:r>
-              <w:rPr/>
-              <w:tab/>
-              <w:t xml:space="preserve">St. George's College Aruvithura is a college under Mahatma Gandhi University, Kottayam. It is located in Aruvithura, Erattupetta, Kottayam District in Kerala, India. It was reaccredited with 'A++' Grade by NAAC for seven years in the fourth cycle.&lt;p&gt;St. George’s College Aruvithura, is a minority educational institution founded by St. George Forane Church, Aruvithura in 1965. Pioneered under the patronage of His Excellency Mar Sebastian Vayalil, the first Bishop of Pala, and cherished by a host of visionaries and philanthropists like Very Rev. Fr. Thomas Araythinal and Mr T. A. Thomman (Former Minister), the college, right from its inception, embarked on an odyssey towards academic pre-eminence. Very Rev. Fr. Thomas Manakkat, the founding manager and a great visionary, was truly instrumental in laying the foundations for a great beginning and Very Rev. Fr. Jacob Thazhathel, who followed him, was equally adept and insightful in his ideals, guiding the college during the early stages of its growth. For more than two decades, His Excellency Mar Joseph Pallickaparampil, the Bishop of Pala, had been the patron of the college. His Excellency Mar Joseph Kallarangattu is the present patron of this seat of learning.&lt;/p&gt;Currently, the college offers 17 undergraduate courses, and 5 postgraduate courses and the Department of Chemistry and Physics are recognized Research Centers under MG University. </w:t>
-            </w:r>
-          </w:p>
-          <w:p>
-            <w:pPr>
-              <w:pStyle w:val="TableContents"/>
-              <w:widowControl w:val="false"/>
-              <w:rPr>
-                <w:rFonts w:ascii="Arial" w:hAnsi="Arial"/>
-              </w:rPr>
-            </w:pPr>
-            <w:r>
-              <w:rPr/>
-              <w:tab/>
-              <w:t>&lt;p&gt;&lt;img src="/home/student/sreelakshmi/weblab/college.jpg" width="100%"&gt;&lt;/p&gt;</w:t>
-            </w:r>
-          </w:p>
-          <w:p>
-            <w:pPr>
-              <w:pStyle w:val="TableContents"/>
-              <w:widowControl w:val="false"/>
-              <w:rPr>
-                <w:rFonts w:ascii="Arial" w:hAnsi="Arial"/>
-              </w:rPr>
-            </w:pPr>
-            <w:r>
-              <w:rPr/>
-              <w:tab/>
-            </w:r>
-          </w:p>
-          <w:p>
-            <w:pPr>
-              <w:pStyle w:val="TableContents"/>
-              <w:widowControl w:val="false"/>
-              <w:rPr>
-                <w:rFonts w:ascii="Arial" w:hAnsi="Arial"/>
-              </w:rPr>
-            </w:pPr>
-            <w:r>
-              <w:rPr/>
-              <w:tab/>
-              <w:t>&lt;h2&gt;Academics&lt;/h2&gt;</w:t>
-            </w:r>
-          </w:p>
-          <w:p>
-            <w:pPr>
-              <w:pStyle w:val="TableContents"/>
-              <w:widowControl w:val="false"/>
-              <w:rPr>
-                <w:rFonts w:ascii="Arial" w:hAnsi="Arial"/>
-              </w:rPr>
-            </w:pPr>
-            <w:r>
-              <w:rPr/>
+              <w:t>&lt;h2 align="center"&gt;&lt;u&gt;St George College Aruvithura&lt;/u&gt;&lt;/h2&gt;</w:t>
+            </w:r>
+          </w:p>
+          <w:p>
+            <w:pPr>
+              <w:pStyle w:val="TableContents"/>
+              <w:widowControl w:val="false"/>
+              <w:rPr>
+                <w:rFonts w:ascii="Arial" w:hAnsi="Arial"/>
+              </w:rPr>
+            </w:pPr>
+            <w:r>
+              <w:rPr/>
+              <w:tab/>
+              <w:t>&lt;img src="st george college.jpg" width="700"&lt;br&gt;</w:t>
+            </w:r>
+          </w:p>
+          <w:p>
+            <w:pPr>
+              <w:pStyle w:val="TableContents"/>
+              <w:widowControl w:val="false"/>
+              <w:rPr>
+                <w:rFonts w:ascii="Arial" w:hAnsi="Arial"/>
+              </w:rPr>
+            </w:pPr>
+            <w:r>
+              <w:rPr/>
+              <w:tab/>
+              <w:t>&lt;p&gt;St. George’s College, Aruvithura (Kottayam, Kerala), affiliated with MG University and founded in 1965, offers diverse undergraduate, postgraduate, and vocational programs in arts, science, and commerce, including</w:t>
+            </w:r>
+          </w:p>
+          <w:p>
+            <w:pPr>
+              <w:pStyle w:val="TableContents"/>
+              <w:widowControl w:val="false"/>
+              <w:rPr>
+                <w:rFonts w:ascii="Arial" w:hAnsi="Arial"/>
+              </w:rPr>
+            </w:pPr>
+            <w:r>
+              <w:rPr/>
+              <w:t>BCA, B.Sc, B.Com, M.Sc, MA, and B.Voc in Food Processing. The college is now transitioning to a 4-year undergraduate programme (FYUGP).&lt;/p&gt;</w:t>
+            </w:r>
+          </w:p>
+          <w:p>
+            <w:pPr>
+              <w:pStyle w:val="TableContents"/>
+              <w:widowControl w:val="false"/>
+              <w:rPr>
+                <w:rFonts w:ascii="Arial" w:hAnsi="Arial"/>
+              </w:rPr>
+            </w:pPr>
+            <w:r>
+              <w:rPr/>
+            </w:r>
+          </w:p>
+          <w:p>
+            <w:pPr>
+              <w:pStyle w:val="TableContents"/>
+              <w:widowControl w:val="false"/>
+              <w:rPr>
+                <w:rFonts w:ascii="Arial" w:hAnsi="Arial"/>
+              </w:rPr>
+            </w:pPr>
+            <w:r>
+              <w:rPr/>
+              <w:tab/>
+              <w:t>&lt;h2&gt;&lt;u&gt;Departments&lt;/u&gt;&lt;/h2&gt;</w:t>
+            </w:r>
+          </w:p>
+          <w:p>
+            <w:pPr>
+              <w:pStyle w:val="TableContents"/>
+              <w:widowControl w:val="false"/>
+              <w:rPr>
+                <w:rFonts w:ascii="Arial" w:hAnsi="Arial"/>
+              </w:rPr>
+            </w:pPr>
+            <w:r>
+              <w:rPr/>
+              <w:tab/>
+              <w:t>&lt;h4&gt;&lt;u&gt;Aided&lt;/u&gt;&lt;/h4&gt;</w:t>
+            </w:r>
+          </w:p>
+          <w:p>
+            <w:pPr>
+              <w:pStyle w:val="TableContents"/>
+              <w:widowControl w:val="false"/>
+              <w:rPr>
+                <w:rFonts w:ascii="Arial" w:hAnsi="Arial"/>
+              </w:rPr>
+            </w:pPr>
+            <w:r>
+              <w:rPr/>
+              <w:tab/>
+              <w:tab/>
               <w:tab/>
               <w:t>&lt;ol&gt;</w:t>
             </w:r>
@@ -2584,36 +2730,192 @@
             <w:r>
               <w:rPr/>
               <w:tab/>
-              <w:t>&lt;li&gt;Programmes/courses&lt;/li&gt;</w:t>
-            </w:r>
-          </w:p>
-          <w:p>
-            <w:pPr>
-              <w:pStyle w:val="TableContents"/>
-              <w:widowControl w:val="false"/>
-              <w:rPr>
-                <w:rFonts w:ascii="Arial" w:hAnsi="Arial"/>
-              </w:rPr>
-            </w:pPr>
-            <w:r>
-              <w:rPr/>
-              <w:tab/>
-              <w:t>&lt;ul&gt;</w:t>
-            </w:r>
-          </w:p>
-          <w:p>
-            <w:pPr>
-              <w:pStyle w:val="TableContents"/>
-              <w:widowControl w:val="false"/>
-              <w:rPr>
-                <w:rFonts w:ascii="Arial" w:hAnsi="Arial"/>
-              </w:rPr>
-            </w:pPr>
-            <w:r>
-              <w:rPr/>
-              <w:tab/>
-              <w:tab/>
-              <w:t>&lt;li&gt;UG&lt;/li&gt;</w:t>
+              <w:tab/>
+              <w:tab/>
+              <w:tab/>
+              <w:t>&lt;li&gt;&lt;a href=""&gt;B.Sc (Honours) Mathematics&lt;/a&gt;&lt;/li&gt;</w:t>
+            </w:r>
+          </w:p>
+          <w:p>
+            <w:pPr>
+              <w:pStyle w:val="TableContents"/>
+              <w:widowControl w:val="false"/>
+              <w:rPr>
+                <w:rFonts w:ascii="Arial" w:hAnsi="Arial"/>
+              </w:rPr>
+            </w:pPr>
+            <w:r>
+              <w:rPr/>
+              <w:tab/>
+              <w:tab/>
+              <w:tab/>
+              <w:tab/>
+              <w:t>&lt;li&gt;&lt;a href=""&gt;B.Sc (Honours) Physics&lt;/a&gt;&lt;/li&gt;</w:t>
+            </w:r>
+          </w:p>
+          <w:p>
+            <w:pPr>
+              <w:pStyle w:val="TableContents"/>
+              <w:widowControl w:val="false"/>
+              <w:rPr>
+                <w:rFonts w:ascii="Arial" w:hAnsi="Arial"/>
+              </w:rPr>
+            </w:pPr>
+            <w:r>
+              <w:rPr/>
+              <w:tab/>
+              <w:tab/>
+              <w:tab/>
+              <w:tab/>
+              <w:t>&lt;li&gt;&lt;a href=""&gt;B.Sc (Honours) Chemistry&lt;/a&gt;&lt;/li&gt;</w:t>
+            </w:r>
+          </w:p>
+          <w:p>
+            <w:pPr>
+              <w:pStyle w:val="TableContents"/>
+              <w:widowControl w:val="false"/>
+              <w:rPr>
+                <w:rFonts w:ascii="Arial" w:hAnsi="Arial"/>
+              </w:rPr>
+            </w:pPr>
+            <w:r>
+              <w:rPr/>
+              <w:tab/>
+              <w:tab/>
+              <w:tab/>
+              <w:tab/>
+              <w:t>&lt;li&gt;&lt;a href=""&gt;B.Sc (Honours) Botany&lt;/a&gt;&lt;/li&gt;</w:t>
+            </w:r>
+          </w:p>
+          <w:p>
+            <w:pPr>
+              <w:pStyle w:val="TableContents"/>
+              <w:widowControl w:val="false"/>
+              <w:rPr>
+                <w:rFonts w:ascii="Arial" w:hAnsi="Arial"/>
+              </w:rPr>
+            </w:pPr>
+            <w:r>
+              <w:rPr/>
+              <w:tab/>
+              <w:tab/>
+              <w:tab/>
+              <w:tab/>
+              <w:t>&lt;li&gt;&lt;a href=""&gt;B.A (Honours) Economics&lt;/a&gt;&lt;/li&gt;</w:t>
+            </w:r>
+          </w:p>
+          <w:p>
+            <w:pPr>
+              <w:pStyle w:val="TableContents"/>
+              <w:widowControl w:val="false"/>
+              <w:rPr>
+                <w:rFonts w:ascii="Arial" w:hAnsi="Arial"/>
+              </w:rPr>
+            </w:pPr>
+            <w:r>
+              <w:rPr/>
+              <w:tab/>
+              <w:tab/>
+              <w:tab/>
+              <w:tab/>
+              <w:t>&lt;li&gt;&lt;a href=""&gt;B.A (Honours) Political Science&lt;/a&gt;&lt;/li&gt;</w:t>
+            </w:r>
+          </w:p>
+          <w:p>
+            <w:pPr>
+              <w:pStyle w:val="TableContents"/>
+              <w:widowControl w:val="false"/>
+              <w:rPr>
+                <w:rFonts w:ascii="Arial" w:hAnsi="Arial"/>
+              </w:rPr>
+            </w:pPr>
+            <w:r>
+              <w:rPr/>
+              <w:tab/>
+              <w:tab/>
+              <w:tab/>
+              <w:tab/>
+              <w:t>&lt;li&gt;&lt;a href=""&gt;B.A (Honours) English with Specialization in Media Studies &amp; Film Studies&lt;/a&gt;&lt;/li&gt;</w:t>
+            </w:r>
+          </w:p>
+          <w:p>
+            <w:pPr>
+              <w:pStyle w:val="TableContents"/>
+              <w:widowControl w:val="false"/>
+              <w:rPr>
+                <w:rFonts w:ascii="Arial" w:hAnsi="Arial"/>
+              </w:rPr>
+            </w:pPr>
+            <w:r>
+              <w:rPr/>
+              <w:tab/>
+              <w:tab/>
+              <w:tab/>
+              <w:tab/>
+              <w:t>&lt;li&gt;&lt;a href=""&gt;B.Com (Honours) with Specialization in Finance &amp; Taxation&lt;/a&gt;&lt;/li&gt;</w:t>
+            </w:r>
+          </w:p>
+          <w:p>
+            <w:pPr>
+              <w:pStyle w:val="TableContents"/>
+              <w:widowControl w:val="false"/>
+              <w:rPr>
+                <w:rFonts w:ascii="Arial" w:hAnsi="Arial"/>
+              </w:rPr>
+            </w:pPr>
+            <w:r>
+              <w:rPr/>
+              <w:tab/>
+              <w:tab/>
+              <w:tab/>
+              <w:tab/>
+              <w:t>&lt;li&gt;&lt;a href=""&gt;BCA (Honours) with Specialization in Data Science &amp; Full Stack Development&lt;/a&gt;&lt;/li&gt;</w:t>
+            </w:r>
+          </w:p>
+          <w:p>
+            <w:pPr>
+              <w:pStyle w:val="TableContents"/>
+              <w:widowControl w:val="false"/>
+              <w:rPr>
+                <w:rFonts w:ascii="Arial" w:hAnsi="Arial"/>
+              </w:rPr>
+            </w:pPr>
+            <w:r>
+              <w:rPr/>
+              <w:tab/>
+              <w:tab/>
+              <w:tab/>
+              <w:t>&lt;/ol&gt;</w:t>
+            </w:r>
+          </w:p>
+          <w:p>
+            <w:pPr>
+              <w:pStyle w:val="TableContents"/>
+              <w:widowControl w:val="false"/>
+              <w:rPr>
+                <w:rFonts w:ascii="Arial" w:hAnsi="Arial"/>
+              </w:rPr>
+            </w:pPr>
+            <w:r>
+              <w:rPr/>
+              <w:tab/>
+              <w:tab/>
+              <w:tab/>
+              <w:tab/>
+            </w:r>
+          </w:p>
+          <w:p>
+            <w:pPr>
+              <w:pStyle w:val="TableContents"/>
+              <w:widowControl w:val="false"/>
+              <w:rPr>
+                <w:rFonts w:ascii="Arial" w:hAnsi="Arial"/>
+              </w:rPr>
+            </w:pPr>
+            <w:r>
+              <w:rPr/>
+              <w:tab/>
+              <w:t>&lt;h4&gt;&lt;u&gt;Self-Finance&lt;/u&gt;&lt;/h4&gt;</w:t>
             </w:r>
           </w:p>
           <w:p>
@@ -2644,135 +2946,135 @@
               <w:tab/>
               <w:tab/>
               <w:tab/>
-              <w:t>&lt;li&gt;B.Sc (Honours) Mathematics&lt;/li&gt;</w:t>
-            </w:r>
-          </w:p>
-          <w:p>
-            <w:pPr>
-              <w:pStyle w:val="TableContents"/>
-              <w:widowControl w:val="false"/>
-              <w:rPr>
-                <w:rFonts w:ascii="Arial" w:hAnsi="Arial"/>
-              </w:rPr>
-            </w:pPr>
-            <w:r>
-              <w:rPr/>
-              <w:tab/>
-              <w:tab/>
-              <w:tab/>
-              <w:t>&lt;li&gt;B.Sc (Honours) Physics&lt;/li&gt;</w:t>
-            </w:r>
-          </w:p>
-          <w:p>
-            <w:pPr>
-              <w:pStyle w:val="TableContents"/>
-              <w:widowControl w:val="false"/>
-              <w:rPr>
-                <w:rFonts w:ascii="Arial" w:hAnsi="Arial"/>
-              </w:rPr>
-            </w:pPr>
-            <w:r>
-              <w:rPr/>
-              <w:tab/>
-              <w:tab/>
-              <w:tab/>
-              <w:t>&lt;li&gt;B.Sc (Honours) Chemistry&lt;/li&gt;</w:t>
-            </w:r>
-          </w:p>
-          <w:p>
-            <w:pPr>
-              <w:pStyle w:val="TableContents"/>
-              <w:widowControl w:val="false"/>
-              <w:rPr>
-                <w:rFonts w:ascii="Arial" w:hAnsi="Arial"/>
-              </w:rPr>
-            </w:pPr>
-            <w:r>
-              <w:rPr/>
-              <w:tab/>
-              <w:tab/>
-              <w:tab/>
-              <w:t>&lt;li&gt;B.Sc (Honours) Botany&lt;/li&gt;</w:t>
-            </w:r>
-          </w:p>
-          <w:p>
-            <w:pPr>
-              <w:pStyle w:val="TableContents"/>
-              <w:widowControl w:val="false"/>
-              <w:rPr>
-                <w:rFonts w:ascii="Arial" w:hAnsi="Arial"/>
-              </w:rPr>
-            </w:pPr>
-            <w:r>
-              <w:rPr/>
-              <w:tab/>
-              <w:tab/>
-              <w:tab/>
-              <w:t>&lt;li&gt;B.A (Honours) Economics&lt;/li&gt;</w:t>
-            </w:r>
-          </w:p>
-          <w:p>
-            <w:pPr>
-              <w:pStyle w:val="TableContents"/>
-              <w:widowControl w:val="false"/>
-              <w:rPr>
-                <w:rFonts w:ascii="Arial" w:hAnsi="Arial"/>
-              </w:rPr>
-            </w:pPr>
-            <w:r>
-              <w:rPr/>
-              <w:tab/>
-              <w:tab/>
-              <w:tab/>
-              <w:t>&lt;li&gt;B.A (Honours) Political Science&lt;/li&gt;</w:t>
-            </w:r>
-          </w:p>
-          <w:p>
-            <w:pPr>
-              <w:pStyle w:val="TableContents"/>
-              <w:widowControl w:val="false"/>
-              <w:rPr>
-                <w:rFonts w:ascii="Arial" w:hAnsi="Arial"/>
-              </w:rPr>
-            </w:pPr>
-            <w:r>
-              <w:rPr/>
-              <w:tab/>
-              <w:tab/>
-              <w:tab/>
-              <w:t>&lt;li&gt;B A (Honours) English with Specialization in Media Studies &amp; Film Studies&lt;/li&gt;</w:t>
-            </w:r>
-          </w:p>
-          <w:p>
-            <w:pPr>
-              <w:pStyle w:val="TableContents"/>
-              <w:widowControl w:val="false"/>
-              <w:rPr>
-                <w:rFonts w:ascii="Arial" w:hAnsi="Arial"/>
-              </w:rPr>
-            </w:pPr>
-            <w:r>
-              <w:rPr/>
-              <w:tab/>
-              <w:tab/>
-              <w:tab/>
-              <w:t>&lt;li&gt;B.Com (Honours) with Specialization in Finance &amp; Taxation&lt;/li&gt;</w:t>
-            </w:r>
-          </w:p>
-          <w:p>
-            <w:pPr>
-              <w:pStyle w:val="TableContents"/>
-              <w:widowControl w:val="false"/>
-              <w:rPr>
-                <w:rFonts w:ascii="Arial" w:hAnsi="Arial"/>
-              </w:rPr>
-            </w:pPr>
-            <w:r>
-              <w:rPr/>
-              <w:tab/>
-              <w:tab/>
-              <w:tab/>
-              <w:t>&lt;li&gt;BCA (Honours) with Specialization in Data Science &amp; Full Stack Development&lt;/li&gt;</w:t>
+              <w:t>&lt;li&gt;&lt;a href=""&gt;B.Com (Honours) with Specialization in Finance &amp; Taxation&lt;/a&gt;&lt;/li&gt;</w:t>
+            </w:r>
+          </w:p>
+          <w:p>
+            <w:pPr>
+              <w:pStyle w:val="TableContents"/>
+              <w:widowControl w:val="false"/>
+              <w:rPr>
+                <w:rFonts w:ascii="Arial" w:hAnsi="Arial"/>
+              </w:rPr>
+            </w:pPr>
+            <w:r>
+              <w:rPr/>
+              <w:tab/>
+              <w:tab/>
+              <w:tab/>
+              <w:t>&lt;li&gt;&lt;a href=""&gt;B.Com (Honours) with Specialization in Finance and Taxation &amp; Accounting&lt;/a&gt;&lt;/li&gt;</w:t>
+            </w:r>
+          </w:p>
+          <w:p>
+            <w:pPr>
+              <w:pStyle w:val="TableContents"/>
+              <w:widowControl w:val="false"/>
+              <w:rPr>
+                <w:rFonts w:ascii="Arial" w:hAnsi="Arial"/>
+              </w:rPr>
+            </w:pPr>
+            <w:r>
+              <w:rPr/>
+              <w:tab/>
+              <w:tab/>
+              <w:tab/>
+              <w:t>&lt;li&gt;&lt;a href=""&gt;B.Com (Honours) with Specialization in Finance and Taxation &amp; Marketing&lt;/a&gt;&lt;/li&gt;</w:t>
+            </w:r>
+          </w:p>
+          <w:p>
+            <w:pPr>
+              <w:pStyle w:val="TableContents"/>
+              <w:widowControl w:val="false"/>
+              <w:rPr>
+                <w:rFonts w:ascii="Arial" w:hAnsi="Arial"/>
+              </w:rPr>
+            </w:pPr>
+            <w:r>
+              <w:rPr/>
+              <w:tab/>
+              <w:tab/>
+              <w:tab/>
+              <w:t>&lt;li&gt;&lt;a href=""&gt;B.Com (Honours) with Specialization in Financial Markets &amp; Logistics Management&lt;/a&gt;&lt;/li&gt;</w:t>
+            </w:r>
+          </w:p>
+          <w:p>
+            <w:pPr>
+              <w:pStyle w:val="TableContents"/>
+              <w:widowControl w:val="false"/>
+              <w:rPr>
+                <w:rFonts w:ascii="Arial" w:hAnsi="Arial"/>
+              </w:rPr>
+            </w:pPr>
+            <w:r>
+              <w:rPr/>
+              <w:tab/>
+              <w:tab/>
+              <w:tab/>
+              <w:t>&lt;li&gt;&lt;a href=""&gt;B.Com (Honours) with Specialization in Co-Operation &amp; Accounting&lt;/a&gt;&lt;/li&gt;</w:t>
+            </w:r>
+          </w:p>
+          <w:p>
+            <w:pPr>
+              <w:pStyle w:val="TableContents"/>
+              <w:widowControl w:val="false"/>
+              <w:rPr>
+                <w:rFonts w:ascii="Arial" w:hAnsi="Arial"/>
+              </w:rPr>
+            </w:pPr>
+            <w:r>
+              <w:rPr/>
+              <w:tab/>
+              <w:tab/>
+              <w:tab/>
+              <w:t>&lt;li&gt;&lt;a href=""&gt;B.A (Honours) Journalism &amp; Mass Communication&lt;/a&gt;&lt;/li&gt;</w:t>
+            </w:r>
+          </w:p>
+          <w:p>
+            <w:pPr>
+              <w:pStyle w:val="TableContents"/>
+              <w:widowControl w:val="false"/>
+              <w:rPr>
+                <w:rFonts w:ascii="Arial" w:hAnsi="Arial"/>
+              </w:rPr>
+            </w:pPr>
+            <w:r>
+              <w:rPr/>
+              <w:tab/>
+              <w:tab/>
+              <w:tab/>
+              <w:t>&lt;li&gt;&lt;a href=""&gt;B.Sc (Honours) Food Science &amp; Quality Control with specialization in Food Saftey&lt;/a&gt;&lt;/li&gt;</w:t>
+            </w:r>
+          </w:p>
+          <w:p>
+            <w:pPr>
+              <w:pStyle w:val="TableContents"/>
+              <w:widowControl w:val="false"/>
+              <w:rPr>
+                <w:rFonts w:ascii="Arial" w:hAnsi="Arial"/>
+              </w:rPr>
+            </w:pPr>
+            <w:r>
+              <w:rPr/>
+              <w:tab/>
+              <w:tab/>
+              <w:tab/>
+              <w:t>&lt;li&gt;&lt;a href=""&gt;B.Voc Food Technology &amp; Analysis&lt;/a&gt;&lt;/li&gt;</w:t>
+            </w:r>
+          </w:p>
+          <w:p>
+            <w:pPr>
+              <w:pStyle w:val="TableContents"/>
+              <w:widowControl w:val="false"/>
+              <w:rPr>
+                <w:rFonts w:ascii="Arial" w:hAnsi="Arial"/>
+              </w:rPr>
+            </w:pPr>
+            <w:r>
+              <w:rPr/>
+              <w:tab/>
+              <w:tab/>
+              <w:tab/>
+              <w:t>&lt;li&gt;&lt;a href=""&gt;BCA (Honours) with Specialization in Artificial Intelligence and Machine Learning &amp; Full Stack Devel&lt;/a&gt;&lt;/li&gt;</w:t>
             </w:r>
           </w:p>
           <w:p>
@@ -2802,718 +3104,24 @@
               <w:rPr/>
               <w:tab/>
               <w:tab/>
-              <w:t>&lt;li&gt;PG&lt;/li&gt;</w:t>
-            </w:r>
-          </w:p>
-          <w:p>
-            <w:pPr>
-              <w:pStyle w:val="TableContents"/>
-              <w:widowControl w:val="false"/>
-              <w:rPr>
-                <w:rFonts w:ascii="Arial" w:hAnsi="Arial"/>
-              </w:rPr>
-            </w:pPr>
-            <w:r>
-              <w:rPr/>
-              <w:tab/>
-              <w:tab/>
-              <w:t>&lt;ol&gt;</w:t>
-            </w:r>
-          </w:p>
-          <w:p>
-            <w:pPr>
-              <w:pStyle w:val="TableContents"/>
-              <w:widowControl w:val="false"/>
-              <w:rPr>
-                <w:rFonts w:ascii="Arial" w:hAnsi="Arial"/>
-              </w:rPr>
-            </w:pPr>
-            <w:r>
-              <w:rPr/>
-              <w:tab/>
-              <w:tab/>
-              <w:tab/>
-              <w:t>&lt;li&gt;M.Sc (Honours) Mathematics&lt;/li&gt;</w:t>
-            </w:r>
-          </w:p>
-          <w:p>
-            <w:pPr>
-              <w:pStyle w:val="TableContents"/>
-              <w:widowControl w:val="false"/>
-              <w:rPr>
-                <w:rFonts w:ascii="Arial" w:hAnsi="Arial"/>
-              </w:rPr>
-            </w:pPr>
-            <w:r>
-              <w:rPr/>
-              <w:tab/>
-              <w:tab/>
-              <w:tab/>
-              <w:t>&lt;li&gt;M.Sc (Honours) Physics&lt;/li&gt;</w:t>
-            </w:r>
-          </w:p>
-          <w:p>
-            <w:pPr>
-              <w:pStyle w:val="TableContents"/>
-              <w:widowControl w:val="false"/>
-              <w:rPr>
-                <w:rFonts w:ascii="Arial" w:hAnsi="Arial"/>
-              </w:rPr>
-            </w:pPr>
-            <w:r>
-              <w:rPr/>
-              <w:tab/>
-              <w:tab/>
-              <w:tab/>
-              <w:t>&lt;li&gt;Integrated MA English&lt;/li&gt;</w:t>
-            </w:r>
-          </w:p>
-          <w:p>
-            <w:pPr>
-              <w:pStyle w:val="TableContents"/>
-              <w:widowControl w:val="false"/>
-              <w:rPr>
-                <w:rFonts w:ascii="Arial" w:hAnsi="Arial"/>
-              </w:rPr>
-            </w:pPr>
-            <w:r>
-              <w:rPr/>
-              <w:tab/>
-              <w:tab/>
-              <w:tab/>
-              <w:t>&lt;li&gt;M.Sc. Food Technology and Quality Assurance&lt;/li&gt;</w:t>
-            </w:r>
-          </w:p>
-          <w:p>
-            <w:pPr>
-              <w:pStyle w:val="TableContents"/>
-              <w:widowControl w:val="false"/>
-              <w:rPr>
-                <w:rFonts w:ascii="Arial" w:hAnsi="Arial"/>
-              </w:rPr>
-            </w:pPr>
-            <w:r>
-              <w:rPr/>
-              <w:tab/>
-              <w:tab/>
-              <w:tab/>
-              <w:t>&lt;li&gt;M.Com Finance and Taxation&lt;/li&gt;</w:t>
-            </w:r>
-          </w:p>
-          <w:p>
-            <w:pPr>
-              <w:pStyle w:val="TableContents"/>
-              <w:widowControl w:val="false"/>
-              <w:rPr>
-                <w:rFonts w:ascii="Arial" w:hAnsi="Arial"/>
-              </w:rPr>
-            </w:pPr>
-            <w:r>
-              <w:rPr/>
-              <w:tab/>
-              <w:tab/>
-              <w:t>&lt;/ol&gt;</w:t>
-              <w:tab/>
-            </w:r>
-          </w:p>
-          <w:p>
-            <w:pPr>
-              <w:pStyle w:val="TableContents"/>
-              <w:widowControl w:val="false"/>
-              <w:rPr>
-                <w:rFonts w:ascii="Arial" w:hAnsi="Arial"/>
-              </w:rPr>
-            </w:pPr>
-            <w:r>
-              <w:rPr/>
-              <w:tab/>
-              <w:tab/>
-              <w:t>&lt;li&gt;PhD&lt;/li&gt;</w:t>
-            </w:r>
-          </w:p>
-          <w:p>
-            <w:pPr>
-              <w:pStyle w:val="TableContents"/>
-              <w:widowControl w:val="false"/>
-              <w:rPr>
-                <w:rFonts w:ascii="Arial" w:hAnsi="Arial"/>
-              </w:rPr>
-            </w:pPr>
-            <w:r>
-              <w:rPr/>
-              <w:tab/>
-              <w:tab/>
-              <w:t>&lt;ol&gt;</w:t>
-            </w:r>
-          </w:p>
-          <w:p>
-            <w:pPr>
-              <w:pStyle w:val="TableContents"/>
-              <w:widowControl w:val="false"/>
-              <w:rPr>
-                <w:rFonts w:ascii="Arial" w:hAnsi="Arial"/>
-              </w:rPr>
-            </w:pPr>
-            <w:r>
-              <w:rPr/>
-              <w:tab/>
-              <w:tab/>
-              <w:tab/>
-              <w:t>&lt;li&gt;PhD in Chemistry&lt;/li&gt;</w:t>
-            </w:r>
-          </w:p>
-          <w:p>
-            <w:pPr>
-              <w:pStyle w:val="TableContents"/>
-              <w:widowControl w:val="false"/>
-              <w:rPr>
-                <w:rFonts w:ascii="Arial" w:hAnsi="Arial"/>
-              </w:rPr>
-            </w:pPr>
-            <w:r>
-              <w:rPr/>
-              <w:tab/>
-              <w:tab/>
-              <w:tab/>
-              <w:t>&lt;li&gt;PhD in Physics&lt;/li&gt;</w:t>
-            </w:r>
-          </w:p>
-          <w:p>
-            <w:pPr>
-              <w:pStyle w:val="TableContents"/>
-              <w:widowControl w:val="false"/>
-              <w:rPr>
-                <w:rFonts w:ascii="Arial" w:hAnsi="Arial"/>
-              </w:rPr>
-            </w:pPr>
-            <w:r>
-              <w:rPr/>
-              <w:tab/>
-              <w:tab/>
-              <w:t>&lt;/ol&gt;</w:t>
-            </w:r>
-          </w:p>
-          <w:p>
-            <w:pPr>
-              <w:pStyle w:val="TableContents"/>
-              <w:widowControl w:val="false"/>
-              <w:rPr>
-                <w:rFonts w:ascii="Arial" w:hAnsi="Arial"/>
-              </w:rPr>
-            </w:pPr>
-            <w:r>
-              <w:rPr/>
-              <w:tab/>
-              <w:t>&lt;/ul&gt;</w:t>
-            </w:r>
-          </w:p>
-          <w:p>
-            <w:pPr>
-              <w:pStyle w:val="TableContents"/>
-              <w:widowControl w:val="false"/>
-              <w:rPr>
-                <w:rFonts w:ascii="Arial" w:hAnsi="Arial"/>
-              </w:rPr>
-            </w:pPr>
-            <w:r>
-              <w:rPr/>
-              <w:tab/>
-              <w:t>&lt;li&gt;Departments&lt;/li&gt;</w:t>
-            </w:r>
-          </w:p>
-          <w:p>
-            <w:pPr>
-              <w:pStyle w:val="TableContents"/>
-              <w:widowControl w:val="false"/>
-              <w:rPr>
-                <w:rFonts w:ascii="Arial" w:hAnsi="Arial"/>
-              </w:rPr>
-            </w:pPr>
-            <w:r>
-              <w:rPr/>
-              <w:tab/>
-              <w:t>&lt;ul&gt;</w:t>
-            </w:r>
-          </w:p>
-          <w:p>
-            <w:pPr>
-              <w:pStyle w:val="TableContents"/>
-              <w:widowControl w:val="false"/>
-              <w:rPr>
-                <w:rFonts w:ascii="Arial" w:hAnsi="Arial"/>
-              </w:rPr>
-            </w:pPr>
-            <w:r>
-              <w:rPr/>
-              <w:tab/>
-            </w:r>
-          </w:p>
-          <w:p>
-            <w:pPr>
-              <w:pStyle w:val="TableContents"/>
-              <w:widowControl w:val="false"/>
-              <w:rPr>
-                <w:rFonts w:ascii="Arial" w:hAnsi="Arial"/>
-              </w:rPr>
-            </w:pPr>
-            <w:r>
-              <w:rPr/>
-              <w:tab/>
-              <w:tab/>
-              <w:t>&lt;li&gt;Department of Botany and Zoology&lt;/li&gt;</w:t>
-            </w:r>
-          </w:p>
-          <w:p>
-            <w:pPr>
-              <w:pStyle w:val="TableContents"/>
-              <w:widowControl w:val="false"/>
-              <w:rPr>
-                <w:rFonts w:ascii="Arial" w:hAnsi="Arial"/>
-              </w:rPr>
-            </w:pPr>
-            <w:r>
-              <w:rPr/>
-              <w:tab/>
-              <w:tab/>
-              <w:t>&lt;li&gt;Department of Chemistry&lt;/li&gt;</w:t>
-            </w:r>
-          </w:p>
-          <w:p>
-            <w:pPr>
-              <w:pStyle w:val="TableContents"/>
-              <w:widowControl w:val="false"/>
-              <w:rPr>
-                <w:rFonts w:ascii="Arial" w:hAnsi="Arial"/>
-              </w:rPr>
-            </w:pPr>
-            <w:r>
-              <w:rPr/>
-              <w:tab/>
-              <w:tab/>
-              <w:t>&lt;li&gt;Department of Commerce Aided and Self&lt;/li&gt;</w:t>
-            </w:r>
-          </w:p>
-          <w:p>
-            <w:pPr>
-              <w:pStyle w:val="TableContents"/>
-              <w:widowControl w:val="false"/>
-              <w:rPr>
-                <w:rFonts w:ascii="Arial" w:hAnsi="Arial"/>
-              </w:rPr>
-            </w:pPr>
-            <w:r>
-              <w:rPr/>
-              <w:tab/>
-              <w:tab/>
-              <w:t>&lt;li&gt;Department of Computer Applications Aided and Self&lt;/li&gt;</w:t>
-            </w:r>
-          </w:p>
-          <w:p>
-            <w:pPr>
-              <w:pStyle w:val="TableContents"/>
-              <w:widowControl w:val="false"/>
-              <w:rPr>
-                <w:rFonts w:ascii="Arial" w:hAnsi="Arial"/>
-              </w:rPr>
-            </w:pPr>
-            <w:r>
-              <w:rPr/>
-              <w:tab/>
-              <w:tab/>
-              <w:t>&lt;li&gt;Department of Economics&lt;/li&gt;</w:t>
-            </w:r>
-          </w:p>
-          <w:p>
-            <w:pPr>
-              <w:pStyle w:val="TableContents"/>
-              <w:widowControl w:val="false"/>
-              <w:rPr>
-                <w:rFonts w:ascii="Arial" w:hAnsi="Arial"/>
-              </w:rPr>
-            </w:pPr>
-            <w:r>
-              <w:rPr/>
-              <w:tab/>
-              <w:tab/>
-              <w:t>&lt;li&gt;Department of English Aided and Self&lt;/li&gt;</w:t>
-            </w:r>
-          </w:p>
-          <w:p>
-            <w:pPr>
-              <w:pStyle w:val="TableContents"/>
-              <w:widowControl w:val="false"/>
-              <w:rPr>
-                <w:rFonts w:ascii="Arial" w:hAnsi="Arial"/>
-              </w:rPr>
-            </w:pPr>
-            <w:r>
-              <w:rPr/>
-              <w:tab/>
-              <w:tab/>
-              <w:t>&lt;li&gt;Department of Food science and Technology&lt;/li&gt;</w:t>
-            </w:r>
-          </w:p>
-          <w:p>
-            <w:pPr>
-              <w:pStyle w:val="TableContents"/>
-              <w:widowControl w:val="false"/>
-              <w:rPr>
-                <w:rFonts w:ascii="Arial" w:hAnsi="Arial"/>
-              </w:rPr>
-            </w:pPr>
-            <w:r>
-              <w:rPr/>
-              <w:tab/>
-              <w:tab/>
-              <w:t>&lt;li&gt;Department of Hindi and Malayalam&lt;/li&gt;</w:t>
-            </w:r>
-          </w:p>
-          <w:p>
-            <w:pPr>
-              <w:pStyle w:val="TableContents"/>
-              <w:widowControl w:val="false"/>
-              <w:rPr>
-                <w:rFonts w:ascii="Arial" w:hAnsi="Arial"/>
-              </w:rPr>
-            </w:pPr>
-            <w:r>
-              <w:rPr/>
-              <w:tab/>
-              <w:tab/>
-              <w:t>&lt;li&gt;Department of Mathematics and Statics Aided and Self&lt;/li&gt;</w:t>
-            </w:r>
-          </w:p>
-          <w:p>
-            <w:pPr>
-              <w:pStyle w:val="TableContents"/>
-              <w:widowControl w:val="false"/>
-              <w:rPr>
-                <w:rFonts w:ascii="Arial" w:hAnsi="Arial"/>
-              </w:rPr>
-            </w:pPr>
-            <w:r>
-              <w:rPr/>
-              <w:tab/>
-              <w:tab/>
-              <w:t>&lt;li&gt;Department of Physics&lt;/li&gt;</w:t>
-            </w:r>
-          </w:p>
-          <w:p>
-            <w:pPr>
-              <w:pStyle w:val="TableContents"/>
-              <w:widowControl w:val="false"/>
-              <w:rPr>
-                <w:rFonts w:ascii="Arial" w:hAnsi="Arial"/>
-              </w:rPr>
-            </w:pPr>
-            <w:r>
-              <w:rPr/>
-              <w:tab/>
-              <w:tab/>
-              <w:t>&lt;li&gt;Department of Political Science and History&lt;/li&gt;</w:t>
-            </w:r>
-          </w:p>
-          <w:p>
-            <w:pPr>
-              <w:pStyle w:val="TableContents"/>
-              <w:widowControl w:val="false"/>
-              <w:rPr>
-                <w:rFonts w:ascii="Arial" w:hAnsi="Arial"/>
-              </w:rPr>
-            </w:pPr>
-            <w:r>
-              <w:rPr/>
-              <w:tab/>
-              <w:t>&lt;/ul&gt;</w:t>
-            </w:r>
-          </w:p>
-          <w:p>
-            <w:pPr>
-              <w:pStyle w:val="TableContents"/>
-              <w:widowControl w:val="false"/>
-              <w:rPr>
-                <w:rFonts w:ascii="Arial" w:hAnsi="Arial"/>
-              </w:rPr>
-            </w:pPr>
-            <w:r>
-              <w:rPr/>
-              <w:tab/>
-              <w:t>&lt;li&gt;Faculities&lt;/li&gt;</w:t>
-            </w:r>
-          </w:p>
-          <w:p>
-            <w:pPr>
-              <w:pStyle w:val="TableContents"/>
-              <w:widowControl w:val="false"/>
-              <w:rPr>
-                <w:rFonts w:ascii="Arial" w:hAnsi="Arial"/>
-              </w:rPr>
-            </w:pPr>
-            <w:r>
-              <w:rPr/>
-              <w:tab/>
-              <w:t>&lt;ul&gt;</w:t>
-            </w:r>
-          </w:p>
-          <w:p>
-            <w:pPr>
-              <w:pStyle w:val="TableContents"/>
-              <w:widowControl w:val="false"/>
-              <w:rPr>
-                <w:rFonts w:ascii="Arial" w:hAnsi="Arial"/>
-              </w:rPr>
-            </w:pPr>
-            <w:r>
-              <w:rPr/>
-              <w:tab/>
-            </w:r>
-          </w:p>
-          <w:p>
-            <w:pPr>
-              <w:pStyle w:val="TableContents"/>
-              <w:widowControl w:val="false"/>
-              <w:rPr>
-                <w:rFonts w:ascii="Arial" w:hAnsi="Arial"/>
-              </w:rPr>
-            </w:pPr>
-            <w:r>
-              <w:rPr/>
-              <w:tab/>
-              <w:tab/>
-              <w:t>&lt;li&gt;&lt;a href=""&gt;Department of Botany and Zoology&lt;/a&gt;&lt;/li&gt;</w:t>
-            </w:r>
-          </w:p>
-          <w:p>
-            <w:pPr>
-              <w:pStyle w:val="TableContents"/>
-              <w:widowControl w:val="false"/>
-              <w:rPr>
-                <w:rFonts w:ascii="Arial" w:hAnsi="Arial"/>
-              </w:rPr>
-            </w:pPr>
-            <w:r>
-              <w:rPr/>
-              <w:tab/>
-              <w:tab/>
-              <w:t>&lt;li&gt;&lt;a href=""&gt;Department of Chemistry&lt;/a&gt;&lt;/li&gt;</w:t>
-            </w:r>
-          </w:p>
-          <w:p>
-            <w:pPr>
-              <w:pStyle w:val="TableContents"/>
-              <w:widowControl w:val="false"/>
-              <w:rPr>
-                <w:rFonts w:ascii="Arial" w:hAnsi="Arial"/>
-              </w:rPr>
-            </w:pPr>
-            <w:r>
-              <w:rPr/>
-              <w:tab/>
-              <w:tab/>
-              <w:t>&lt;li&gt;&lt;a href=""&gt;Department of Commerce Aided and Self&lt;/a&gt;&lt;/li&gt;</w:t>
-            </w:r>
-          </w:p>
-          <w:p>
-            <w:pPr>
-              <w:pStyle w:val="TableContents"/>
-              <w:widowControl w:val="false"/>
-              <w:rPr>
-                <w:rFonts w:ascii="Arial" w:hAnsi="Arial"/>
-              </w:rPr>
-            </w:pPr>
-            <w:r>
-              <w:rPr/>
-              <w:tab/>
-              <w:tab/>
-              <w:t>&lt;li&gt;&lt;a href=""&gt;Department of Computer Applications Aided and Self&lt;/a&gt;&lt;/li&gt;</w:t>
-            </w:r>
-          </w:p>
-          <w:p>
-            <w:pPr>
-              <w:pStyle w:val="TableContents"/>
-              <w:widowControl w:val="false"/>
-              <w:rPr>
-                <w:rFonts w:ascii="Arial" w:hAnsi="Arial"/>
-              </w:rPr>
-            </w:pPr>
-            <w:r>
-              <w:rPr/>
-              <w:tab/>
-              <w:tab/>
-              <w:t>&lt;li&gt;&lt;a href=""&gt;Department of Economics&lt;/a&gt;&lt;/li&gt;</w:t>
-            </w:r>
-          </w:p>
-          <w:p>
-            <w:pPr>
-              <w:pStyle w:val="TableContents"/>
-              <w:widowControl w:val="false"/>
-              <w:rPr>
-                <w:rFonts w:ascii="Arial" w:hAnsi="Arial"/>
-              </w:rPr>
-            </w:pPr>
-            <w:r>
-              <w:rPr/>
-              <w:tab/>
-              <w:tab/>
-              <w:t>&lt;li&gt;&lt;a href=""&gt;Department of English Aided and Self&lt;/a&gt;&lt;/li&gt;</w:t>
-            </w:r>
-          </w:p>
-          <w:p>
-            <w:pPr>
-              <w:pStyle w:val="TableContents"/>
-              <w:widowControl w:val="false"/>
-              <w:rPr>
-                <w:rFonts w:ascii="Arial" w:hAnsi="Arial"/>
-              </w:rPr>
-            </w:pPr>
-            <w:r>
-              <w:rPr/>
-              <w:tab/>
-              <w:tab/>
-              <w:t>&lt;li&gt;&lt;a href=""&gt;Department of Food science and Technology&lt;/a&gt;&lt;/li&gt;</w:t>
-            </w:r>
-          </w:p>
-          <w:p>
-            <w:pPr>
-              <w:pStyle w:val="TableContents"/>
-              <w:widowControl w:val="false"/>
-              <w:rPr>
-                <w:rFonts w:ascii="Arial" w:hAnsi="Arial"/>
-              </w:rPr>
-            </w:pPr>
-            <w:r>
-              <w:rPr/>
-              <w:tab/>
-              <w:tab/>
-              <w:t>&lt;li&gt;&lt;a href=""&gt;Department of Hindi and Malayalam&lt;/a&gt;&lt;/li&gt;</w:t>
-            </w:r>
-          </w:p>
-          <w:p>
-            <w:pPr>
-              <w:pStyle w:val="TableContents"/>
-              <w:widowControl w:val="false"/>
-              <w:rPr>
-                <w:rFonts w:ascii="Arial" w:hAnsi="Arial"/>
-              </w:rPr>
-            </w:pPr>
-            <w:r>
-              <w:rPr/>
-              <w:tab/>
-              <w:tab/>
-              <w:t>&lt;li&gt;&lt;a href=""&gt;Department of Mathematics Aided and Self&lt;/a&gt;&lt;/li&gt;</w:t>
-            </w:r>
-          </w:p>
-          <w:p>
-            <w:pPr>
-              <w:pStyle w:val="TableContents"/>
-              <w:widowControl w:val="false"/>
-              <w:rPr>
-                <w:rFonts w:ascii="Arial" w:hAnsi="Arial"/>
-              </w:rPr>
-            </w:pPr>
-            <w:r>
-              <w:rPr/>
-              <w:tab/>
-              <w:tab/>
-              <w:t>&lt;li&gt;&lt;a href=""&gt;Department of Physics&lt;/a&gt;&lt;/li&gt;</w:t>
-            </w:r>
-          </w:p>
-          <w:p>
-            <w:pPr>
-              <w:pStyle w:val="TableContents"/>
-              <w:widowControl w:val="false"/>
-              <w:rPr>
-                <w:rFonts w:ascii="Arial" w:hAnsi="Arial"/>
-              </w:rPr>
-            </w:pPr>
-            <w:r>
-              <w:rPr/>
-              <w:tab/>
-              <w:tab/>
-              <w:t>&lt;li&gt;&lt;a href=""&gt;Department of Political science and History&lt;/a&gt;&lt;/li&gt;</w:t>
-            </w:r>
-          </w:p>
-          <w:p>
-            <w:pPr>
-              <w:pStyle w:val="TableContents"/>
-              <w:widowControl w:val="false"/>
-              <w:rPr>
-                <w:rFonts w:ascii="Arial" w:hAnsi="Arial"/>
-              </w:rPr>
-            </w:pPr>
-            <w:r>
-              <w:rPr/>
-              <w:tab/>
-              <w:t>&lt;/ul&gt;</w:t>
-            </w:r>
-          </w:p>
-          <w:p>
-            <w:pPr>
-              <w:pStyle w:val="TableContents"/>
-              <w:widowControl w:val="false"/>
-              <w:rPr>
-                <w:rFonts w:ascii="Arial" w:hAnsi="Arial"/>
-              </w:rPr>
-            </w:pPr>
-            <w:r>
-              <w:rPr/>
-              <w:tab/>
-              <w:t>&lt;li&gt;Library&lt;/li&gt;</w:t>
-            </w:r>
-          </w:p>
-          <w:p>
-            <w:pPr>
-              <w:pStyle w:val="TableContents"/>
-              <w:widowControl w:val="false"/>
-              <w:rPr>
-                <w:rFonts w:ascii="Arial" w:hAnsi="Arial"/>
-              </w:rPr>
-            </w:pPr>
-            <w:r>
-              <w:rPr/>
-              <w:tab/>
-              <w:t>&lt;ul&gt;&lt;li&gt;&lt;a href=""&gt;Library&lt;/a&gt;&lt;/li&gt;&lt;/ul&gt;</w:t>
-            </w:r>
-          </w:p>
-          <w:p>
-            <w:pPr>
-              <w:pStyle w:val="TableContents"/>
-              <w:widowControl w:val="false"/>
-              <w:rPr>
-                <w:rFonts w:ascii="Arial" w:hAnsi="Arial"/>
-              </w:rPr>
-            </w:pPr>
-            <w:r>
-              <w:rPr/>
-              <w:tab/>
-              <w:t>&lt;br&gt;</w:t>
-            </w:r>
-          </w:p>
-          <w:p>
-            <w:pPr>
-              <w:pStyle w:val="TableContents"/>
-              <w:widowControl w:val="false"/>
-              <w:rPr>
-                <w:rFonts w:ascii="Arial" w:hAnsi="Arial"/>
-              </w:rPr>
-            </w:pPr>
-            <w:r>
-              <w:rPr/>
-              <w:tab/>
-              <w:t>Visit here for more details..&lt;a href="https://sgcaruvithura.ac.in/index.html"&gt;College website&lt;/a&gt;</w:t>
-            </w:r>
-          </w:p>
-          <w:p>
-            <w:pPr>
-              <w:pStyle w:val="TableContents"/>
-              <w:widowControl w:val="false"/>
-              <w:rPr>
-                <w:rFonts w:ascii="Arial" w:hAnsi="Arial"/>
-              </w:rPr>
-            </w:pPr>
-            <w:r>
-              <w:rPr/>
-              <w:tab/>
+              <w:tab/>
+              <w:t>&lt;h4&gt;&lt;u&gt;Library&lt;/u&gt;&lt;/h4&gt;</w:t>
+            </w:r>
+          </w:p>
+          <w:p>
+            <w:pPr>
+              <w:pStyle w:val="TableContents"/>
+              <w:widowControl w:val="false"/>
+              <w:rPr>
+                <w:rFonts w:ascii="Arial" w:hAnsi="Arial"/>
+              </w:rPr>
+            </w:pPr>
+            <w:r>
+              <w:rPr/>
+              <w:tab/>
+              <w:tab/>
+              <w:tab/>
+              <w:t>&lt;a href="https://library.sgcaruvithura.ac.in/"&gt;st. george college library&lt;/a&gt;</w:t>
             </w:r>
           </w:p>
           <w:p>
@@ -3540,6 +3148,21 @@
             <w:r>
               <w:rPr/>
               <w:t>&lt;/html&gt;</w:t>
+            </w:r>
+          </w:p>
+          <w:p>
+            <w:pPr>
+              <w:pStyle w:val="TableContents"/>
+              <w:widowControl w:val="false"/>
+              <w:rPr>
+                <w:rFonts w:ascii="Arial" w:hAnsi="Arial"/>
+              </w:rPr>
+            </w:pPr>
+            <w:r>
+              <w:rPr/>
+              <w:tab/>
+              <w:tab/>
+              <w:tab/>
             </w:r>
           </w:p>
         </w:tc>
@@ -3547,57 +3170,55 @@
     </w:tbl>
     <w:p>
       <w:pPr>
-        <w:pStyle w:val="LOnormal"/>
+        <w:pStyle w:val="LO-normal"/>
         <w:spacing w:lineRule="auto" w:line="360"/>
         <w:ind w:left="0" w:hanging="0"/>
         <w:jc w:val="both"/>
         <w:rPr>
           <w:rFonts w:eastAsia="Roboto" w:cs="Roboto"/>
           <w:b/>
-          <w:b/>
-          <w:bCs/>
-          <w:sz w:val="28"/>
-          <w:szCs w:val="28"/>
-        </w:rPr>
-      </w:pPr>
-      <w:r>
-        <w:rPr>
-          <w:rFonts w:eastAsia="Roboto" w:cs="Roboto"/>
-          <w:b/>
-          <w:bCs/>
-          <w:sz w:val="28"/>
-          <w:szCs w:val="28"/>
-        </w:rPr>
-      </w:r>
-    </w:p>
-    <w:p>
-      <w:pPr>
-        <w:pStyle w:val="LOnormal"/>
+          <w:bCs/>
+          <w:sz w:val="28"/>
+          <w:szCs w:val="28"/>
+        </w:rPr>
+      </w:pPr>
+      <w:r>
+        <w:rPr>
+          <w:rFonts w:eastAsia="Roboto" w:cs="Roboto"/>
+          <w:b/>
+          <w:bCs/>
+          <w:sz w:val="28"/>
+          <w:szCs w:val="28"/>
+        </w:rPr>
+      </w:r>
+    </w:p>
+    <w:p>
+      <w:pPr>
+        <w:pStyle w:val="LO-normal"/>
         <w:spacing w:lineRule="auto" w:line="360"/>
         <w:ind w:left="0" w:hanging="0"/>
         <w:jc w:val="both"/>
         <w:rPr>
           <w:rFonts w:ascii="Arial" w:hAnsi="Arial" w:eastAsia="Roboto" w:cs="Roboto"/>
           <w:b/>
-          <w:b/>
-          <w:bCs/>
-          <w:sz w:val="28"/>
-          <w:szCs w:val="28"/>
-        </w:rPr>
-      </w:pPr>
-      <w:r>
-        <w:rPr>
-          <w:rFonts w:eastAsia="Roboto" w:cs="Roboto"/>
-          <w:b/>
-          <w:bCs/>
-          <w:sz w:val="28"/>
-          <w:szCs w:val="28"/>
-        </w:rPr>
-      </w:r>
-    </w:p>
-    <w:p>
-      <w:pPr>
-        <w:pStyle w:val="LOnormal"/>
+          <w:bCs/>
+          <w:sz w:val="28"/>
+          <w:szCs w:val="28"/>
+        </w:rPr>
+      </w:pPr>
+      <w:r>
+        <w:rPr>
+          <w:rFonts w:eastAsia="Roboto" w:cs="Roboto"/>
+          <w:b/>
+          <w:bCs/>
+          <w:sz w:val="28"/>
+          <w:szCs w:val="28"/>
+        </w:rPr>
+      </w:r>
+    </w:p>
+    <w:p>
+      <w:pPr>
+        <w:pStyle w:val="LO-normal"/>
         <w:spacing w:lineRule="auto" w:line="360"/>
         <w:rPr>
           <w:rFonts w:ascii="Arial" w:hAnsi="Arial"/>
@@ -3616,7 +3237,7 @@
     </w:p>
     <w:p>
       <w:pPr>
-        <w:pStyle w:val="LOnormal"/>
+        <w:pStyle w:val="LO-normal"/>
         <w:spacing w:lineRule="auto" w:line="360"/>
         <w:rPr>
           <w:rFonts w:ascii="Arial" w:hAnsi="Arial"/>
@@ -3624,35 +3245,16 @@
       </w:pPr>
       <w:r>
         <w:rPr/>
-      </w:r>
-    </w:p>
-    <w:p>
-      <w:pPr>
-        <w:pStyle w:val="LOnormal"/>
-        <w:spacing w:lineRule="auto" w:line="360"/>
-        <w:ind w:left="720" w:hanging="0"/>
-        <w:jc w:val="right"/>
-        <w:rPr>
-          <w:rFonts w:eastAsia="Roboto" w:cs="Roboto"/>
-          <w:b/>
-          <w:b/>
-          <w:bCs/>
-          <w:sz w:val="28"/>
-          <w:szCs w:val="28"/>
-        </w:rPr>
-      </w:pPr>
-      <w:r>
-        <w:rPr/>
         <w:drawing>
-          <wp:anchor behindDoc="0" distT="0" distB="0" distL="0" distR="0" simplePos="0" locked="0" layoutInCell="0" allowOverlap="1" relativeHeight="10">
+          <wp:anchor behindDoc="0" distT="0" distB="0" distL="0" distR="0" simplePos="0" locked="0" layoutInCell="0" allowOverlap="1" relativeHeight="9">
             <wp:simplePos x="0" y="0"/>
             <wp:positionH relativeFrom="column">
-              <wp:posOffset>47625</wp:posOffset>
+              <wp:posOffset>276225</wp:posOffset>
             </wp:positionH>
             <wp:positionV relativeFrom="paragraph">
-              <wp:posOffset>163830</wp:posOffset>
+              <wp:posOffset>-27940</wp:posOffset>
             </wp:positionV>
-            <wp:extent cx="5486400" cy="8484870"/>
+            <wp:extent cx="4505960" cy="3869055"/>
             <wp:effectExtent l="0" t="0" r="0" b="0"/>
             <wp:wrapSquare wrapText="largest"/>
             <wp:docPr id="2" name="Image2" descr=""/>
@@ -3677,7 +3279,7 @@
                   <pic:spPr bwMode="auto">
                     <a:xfrm>
                       <a:off x="0" y="0"/>
-                      <a:ext cx="5486400" cy="8484870"/>
+                      <a:ext cx="4505960" cy="3869055"/>
                     </a:xfrm>
                     <a:prstGeom prst="rect">
                       <a:avLst/>
@@ -3688,6 +3290,686 @@
             </a:graphic>
           </wp:anchor>
         </w:drawing>
+      </w:r>
+    </w:p>
+    <w:p>
+      <w:pPr>
+        <w:pStyle w:val="LO-normal"/>
+        <w:spacing w:lineRule="auto" w:line="360"/>
+        <w:ind w:left="720" w:hanging="0"/>
+        <w:jc w:val="right"/>
+        <w:rPr>
+          <w:rFonts w:eastAsia="Roboto" w:cs="Roboto"/>
+          <w:b/>
+          <w:bCs/>
+          <w:sz w:val="28"/>
+          <w:szCs w:val="28"/>
+        </w:rPr>
+      </w:pPr>
+      <w:r>
+        <w:rPr/>
+      </w:r>
+    </w:p>
+    <w:p>
+      <w:pPr>
+        <w:pStyle w:val="LO-normal"/>
+        <w:spacing w:lineRule="auto" w:line="360"/>
+        <w:ind w:left="720" w:hanging="0"/>
+        <w:jc w:val="right"/>
+        <w:rPr>
+          <w:rFonts w:eastAsia="Roboto" w:cs="Roboto"/>
+          <w:b/>
+          <w:bCs/>
+          <w:sz w:val="28"/>
+          <w:szCs w:val="28"/>
+        </w:rPr>
+      </w:pPr>
+      <w:r>
+        <w:rPr/>
+      </w:r>
+    </w:p>
+    <w:p>
+      <w:pPr>
+        <w:pStyle w:val="LO-normal"/>
+        <w:spacing w:lineRule="auto" w:line="360"/>
+        <w:ind w:left="720" w:hanging="0"/>
+        <w:jc w:val="right"/>
+        <w:rPr>
+          <w:rFonts w:eastAsia="Roboto" w:cs="Roboto"/>
+          <w:b/>
+          <w:bCs/>
+          <w:sz w:val="28"/>
+          <w:szCs w:val="28"/>
+        </w:rPr>
+      </w:pPr>
+      <w:r>
+        <w:rPr/>
+      </w:r>
+    </w:p>
+    <w:p>
+      <w:pPr>
+        <w:pStyle w:val="LO-normal"/>
+        <w:spacing w:lineRule="auto" w:line="360"/>
+        <w:ind w:left="720" w:hanging="0"/>
+        <w:jc w:val="left"/>
+        <w:rPr/>
+      </w:pPr>
+      <w:r>
+        <w:rPr/>
+      </w:r>
+    </w:p>
+    <w:p>
+      <w:pPr>
+        <w:pStyle w:val="LO-normal"/>
+        <w:spacing w:lineRule="auto" w:line="360"/>
+        <w:ind w:left="720" w:hanging="0"/>
+        <w:jc w:val="left"/>
+        <w:rPr/>
+      </w:pPr>
+      <w:r>
+        <w:rPr/>
+      </w:r>
+    </w:p>
+    <w:p>
+      <w:pPr>
+        <w:pStyle w:val="LO-normal"/>
+        <w:spacing w:lineRule="auto" w:line="360"/>
+        <w:ind w:left="720" w:hanging="0"/>
+        <w:jc w:val="right"/>
+        <w:rPr>
+          <w:rFonts w:eastAsia="Roboto" w:cs="Roboto"/>
+          <w:b/>
+          <w:bCs/>
+          <w:sz w:val="28"/>
+          <w:szCs w:val="28"/>
+        </w:rPr>
+      </w:pPr>
+      <w:r>
+        <w:rPr/>
+      </w:r>
+    </w:p>
+    <w:p>
+      <w:pPr>
+        <w:pStyle w:val="LO-normal"/>
+        <w:spacing w:lineRule="auto" w:line="360"/>
+        <w:ind w:left="720" w:hanging="0"/>
+        <w:jc w:val="right"/>
+        <w:rPr>
+          <w:rFonts w:eastAsia="Roboto" w:cs="Roboto"/>
+          <w:b/>
+          <w:bCs/>
+          <w:sz w:val="28"/>
+          <w:szCs w:val="28"/>
+        </w:rPr>
+      </w:pPr>
+      <w:r>
+        <w:rPr/>
+      </w:r>
+    </w:p>
+    <w:p>
+      <w:pPr>
+        <w:pStyle w:val="LO-normal"/>
+        <w:spacing w:lineRule="auto" w:line="360"/>
+        <w:ind w:left="720" w:hanging="0"/>
+        <w:jc w:val="right"/>
+        <w:rPr>
+          <w:rFonts w:eastAsia="Roboto" w:cs="Roboto"/>
+          <w:b/>
+          <w:bCs/>
+          <w:sz w:val="28"/>
+          <w:szCs w:val="28"/>
+        </w:rPr>
+      </w:pPr>
+      <w:r>
+        <w:rPr/>
+      </w:r>
+    </w:p>
+    <w:p>
+      <w:pPr>
+        <w:pStyle w:val="LO-normal"/>
+        <w:spacing w:lineRule="auto" w:line="360"/>
+        <w:ind w:left="720" w:hanging="0"/>
+        <w:jc w:val="right"/>
+        <w:rPr>
+          <w:rFonts w:eastAsia="Roboto" w:cs="Roboto"/>
+          <w:b/>
+          <w:bCs/>
+          <w:sz w:val="28"/>
+          <w:szCs w:val="28"/>
+        </w:rPr>
+      </w:pPr>
+      <w:r>
+        <w:rPr/>
+      </w:r>
+    </w:p>
+    <w:p>
+      <w:pPr>
+        <w:pStyle w:val="LO-normal"/>
+        <w:spacing w:lineRule="auto" w:line="360"/>
+        <w:ind w:left="720" w:hanging="0"/>
+        <w:jc w:val="right"/>
+        <w:rPr>
+          <w:rFonts w:eastAsia="Roboto" w:cs="Roboto"/>
+          <w:b/>
+          <w:bCs/>
+          <w:sz w:val="28"/>
+          <w:szCs w:val="28"/>
+        </w:rPr>
+      </w:pPr>
+      <w:r>
+        <w:rPr/>
+      </w:r>
+    </w:p>
+    <w:p>
+      <w:pPr>
+        <w:pStyle w:val="LO-normal"/>
+        <w:spacing w:lineRule="auto" w:line="360"/>
+        <w:ind w:left="720" w:hanging="0"/>
+        <w:jc w:val="right"/>
+        <w:rPr>
+          <w:rFonts w:eastAsia="Roboto" w:cs="Roboto"/>
+          <w:b/>
+          <w:bCs/>
+          <w:sz w:val="28"/>
+          <w:szCs w:val="28"/>
+        </w:rPr>
+      </w:pPr>
+      <w:r>
+        <w:rPr/>
+      </w:r>
+    </w:p>
+    <w:p>
+      <w:pPr>
+        <w:pStyle w:val="LO-normal"/>
+        <w:spacing w:lineRule="auto" w:line="360"/>
+        <w:ind w:left="720" w:hanging="0"/>
+        <w:jc w:val="right"/>
+        <w:rPr>
+          <w:rFonts w:eastAsia="Roboto" w:cs="Roboto"/>
+          <w:b/>
+          <w:bCs/>
+          <w:sz w:val="28"/>
+          <w:szCs w:val="28"/>
+        </w:rPr>
+      </w:pPr>
+      <w:r>
+        <w:rPr/>
+      </w:r>
+    </w:p>
+    <w:tbl>
+      <w:tblPr>
+        <w:tblStyle w:val="Table1"/>
+        <w:tblW w:w="9360" w:type="dxa"/>
+        <w:jc w:val="left"/>
+        <w:tblInd w:w="0" w:type="dxa"/>
+        <w:tblLayout w:type="fixed"/>
+        <w:tblCellMar>
+          <w:top w:w="100" w:type="dxa"/>
+          <w:left w:w="100" w:type="dxa"/>
+          <w:bottom w:w="100" w:type="dxa"/>
+          <w:right w:w="100" w:type="dxa"/>
+        </w:tblCellMar>
+        <w:tblLook w:val="0600"/>
+      </w:tblPr>
+      <w:tblGrid>
+        <w:gridCol w:w="9360"/>
+      </w:tblGrid>
+      <w:tr>
+        <w:trPr/>
+        <w:tc>
+          <w:tcPr>
+            <w:tcW w:w="9360" w:type="dxa"/>
+            <w:tcBorders>
+              <w:top w:val="single" w:sz="8" w:space="0" w:color="000000"/>
+              <w:left w:val="single" w:sz="8" w:space="0" w:color="000000"/>
+              <w:bottom w:val="single" w:sz="8" w:space="0" w:color="000000"/>
+              <w:right w:val="single" w:sz="8" w:space="0" w:color="000000"/>
+            </w:tcBorders>
+            <w:shd w:fill="auto" w:val="clear"/>
+          </w:tcPr>
+          <w:p>
+            <w:pPr>
+              <w:pStyle w:val="LO-normal"/>
+              <w:widowControl w:val="false"/>
+              <w:spacing w:lineRule="auto" w:line="240"/>
+              <w:rPr>
+                <w:rFonts w:ascii="Arial" w:hAnsi="Arial" w:eastAsia="Times New Roman" w:cs="Times New Roman"/>
+                <w:sz w:val="24"/>
+                <w:szCs w:val="24"/>
+              </w:rPr>
+            </w:pPr>
+            <w:r>
+              <w:rPr>
+                <w:rFonts w:eastAsia="Times New Roman" w:cs="Times New Roman"/>
+                <w:sz w:val="24"/>
+                <w:szCs w:val="24"/>
+              </w:rPr>
+              <w:t>Create Your Resume using HTML. Use text,links, and lists.</w:t>
+            </w:r>
+          </w:p>
+        </w:tc>
+      </w:tr>
+    </w:tbl>
+    <w:p>
+      <w:pPr>
+        <w:pStyle w:val="LO-normal"/>
+        <w:spacing w:lineRule="auto" w:line="259"/>
+        <w:ind w:hanging="0"/>
+        <w:jc w:val="left"/>
+        <w:rPr/>
+      </w:pPr>
+      <w:r>
+        <w:rPr>
+          <w:rFonts w:eastAsia="Calibri" w:cs="Calibri"/>
+          <w:b/>
+          <w:bCs/>
+          <w:sz w:val="38"/>
+          <w:szCs w:val="38"/>
+        </w:rPr>
+        <w:t xml:space="preserve">Program </w:t>
+      </w:r>
+      <w:r>
+        <w:rPr>
+          <w:rFonts w:eastAsia="Calibri" w:cs="Calibri"/>
+          <w:b/>
+          <w:bCs/>
+          <w:sz w:val="38"/>
+          <w:szCs w:val="38"/>
+        </w:rPr>
+        <w:t>3</w:t>
+      </w:r>
+    </w:p>
+    <w:p>
+      <w:pPr>
+        <w:pStyle w:val="LO-normal"/>
+        <w:widowControl w:val="false"/>
+        <w:spacing w:lineRule="auto" w:line="240"/>
+        <w:jc w:val="left"/>
+        <w:rPr>
+          <w:rFonts w:eastAsia="Roboto" w:cs="Roboto"/>
+          <w:b/>
+          <w:bCs/>
+          <w:sz w:val="24"/>
+          <w:szCs w:val="24"/>
+        </w:rPr>
+      </w:pPr>
+      <w:r>
+        <w:rPr/>
+      </w:r>
+    </w:p>
+    <w:p>
+      <w:pPr>
+        <w:pStyle w:val="LO-normal"/>
+        <w:spacing w:lineRule="auto" w:line="360"/>
+        <w:rPr>
+          <w:rFonts w:ascii="Arial" w:hAnsi="Arial" w:eastAsia="Roboto" w:cs="Roboto"/>
+          <w:b/>
+          <w:bCs/>
+          <w:sz w:val="28"/>
+          <w:szCs w:val="28"/>
+        </w:rPr>
+      </w:pPr>
+      <w:r>
+        <w:rPr>
+          <w:rFonts w:eastAsia="Roboto" w:cs="Roboto"/>
+          <w:b/>
+          <w:bCs/>
+          <w:sz w:val="28"/>
+          <w:szCs w:val="28"/>
+        </w:rPr>
+      </w:r>
+    </w:p>
+    <w:p>
+      <w:pPr>
+        <w:pStyle w:val="LO-normal"/>
+        <w:spacing w:lineRule="auto" w:line="360"/>
+        <w:rPr>
+          <w:rFonts w:ascii="Arial" w:hAnsi="Arial"/>
+        </w:rPr>
+      </w:pPr>
+      <w:r>
+        <w:rPr>
+          <w:rFonts w:eastAsia="Roboto" w:cs="Roboto"/>
+          <w:b/>
+          <w:bCs/>
+          <w:sz w:val="28"/>
+          <w:szCs w:val="28"/>
+        </w:rPr>
+        <w:t>Aim</w:t>
+      </w:r>
+    </w:p>
+    <w:p>
+      <w:pPr>
+        <w:pStyle w:val="LO-normal"/>
+        <w:spacing w:lineRule="auto" w:line="360"/>
+        <w:ind w:left="0" w:hanging="0"/>
+        <w:jc w:val="both"/>
+        <w:rPr>
+          <w:rFonts w:ascii="Arial" w:hAnsi="Arial"/>
+        </w:rPr>
+      </w:pPr>
+      <w:r>
+        <w:rPr>
+          <w:rFonts w:eastAsia="Roboto" w:cs="Roboto"/>
+          <w:sz w:val="24"/>
+          <w:szCs w:val="24"/>
+        </w:rPr>
+        <w:t>Design a web Page for your college containing description of courses, department, faculties, library etc. Using list tags, href tags and anchor tags.</w:t>
+      </w:r>
+    </w:p>
+    <w:p>
+      <w:pPr>
+        <w:pStyle w:val="LO-normal"/>
+        <w:spacing w:lineRule="auto" w:line="360"/>
+        <w:ind w:left="0" w:hanging="0"/>
+        <w:jc w:val="both"/>
+        <w:rPr>
+          <w:rFonts w:ascii="Arial" w:hAnsi="Arial" w:eastAsia="Roboto" w:cs="Roboto"/>
+          <w:sz w:val="24"/>
+          <w:szCs w:val="24"/>
+        </w:rPr>
+      </w:pPr>
+      <w:r>
+        <w:rPr>
+          <w:rFonts w:eastAsia="Roboto" w:cs="Roboto"/>
+          <w:sz w:val="24"/>
+          <w:szCs w:val="24"/>
+        </w:rPr>
+      </w:r>
+    </w:p>
+    <w:p>
+      <w:pPr>
+        <w:pStyle w:val="LO-normal"/>
+        <w:spacing w:lineRule="auto" w:line="360"/>
+        <w:ind w:left="0" w:hanging="0"/>
+        <w:jc w:val="both"/>
+        <w:rPr>
+          <w:rFonts w:ascii="Arial" w:hAnsi="Arial"/>
+        </w:rPr>
+      </w:pPr>
+      <w:r>
+        <w:rPr>
+          <w:rFonts w:eastAsia="Roboto" w:cs="Roboto"/>
+          <w:sz w:val="28"/>
+          <w:szCs w:val="28"/>
+        </w:rPr>
+        <w:t>Program</w:t>
+      </w:r>
+    </w:p>
+    <w:p>
+      <w:pPr>
+        <w:pStyle w:val="LO-normal"/>
+        <w:spacing w:lineRule="auto" w:line="360"/>
+        <w:ind w:hanging="0"/>
+        <w:jc w:val="right"/>
+        <w:rPr/>
+      </w:pPr>
+      <w:r>
+        <w:rPr/>
+      </w:r>
+    </w:p>
+    <w:p>
+      <w:pPr>
+        <w:pStyle w:val="LO-normal"/>
+        <w:spacing w:lineRule="auto" w:line="360"/>
+        <w:ind w:hanging="0"/>
+        <w:jc w:val="left"/>
+        <w:rPr/>
+      </w:pPr>
+      <w:r>
+        <w:rPr/>
+      </w:r>
+    </w:p>
+    <w:p>
+      <w:pPr>
+        <w:pStyle w:val="LO-normal"/>
+        <w:spacing w:lineRule="auto" w:line="360"/>
+        <w:ind w:left="720" w:hanging="0"/>
+        <w:jc w:val="right"/>
+        <w:rPr>
+          <w:rFonts w:eastAsia="Roboto" w:cs="Roboto"/>
+          <w:b/>
+          <w:bCs/>
+          <w:sz w:val="28"/>
+          <w:szCs w:val="28"/>
+        </w:rPr>
+      </w:pPr>
+      <w:r>
+        <w:rPr/>
+      </w:r>
+    </w:p>
+    <w:p>
+      <w:pPr>
+        <w:pStyle w:val="LO-normal"/>
+        <w:spacing w:lineRule="auto" w:line="360"/>
+        <w:ind w:left="720" w:hanging="0"/>
+        <w:jc w:val="right"/>
+        <w:rPr>
+          <w:rFonts w:eastAsia="Roboto" w:cs="Roboto"/>
+          <w:b/>
+          <w:bCs/>
+          <w:sz w:val="28"/>
+          <w:szCs w:val="28"/>
+        </w:rPr>
+      </w:pPr>
+      <w:r>
+        <w:rPr/>
+      </w:r>
+    </w:p>
+    <w:p>
+      <w:pPr>
+        <w:pStyle w:val="LO-normal"/>
+        <w:spacing w:lineRule="auto" w:line="360"/>
+        <w:ind w:left="720" w:hanging="0"/>
+        <w:jc w:val="right"/>
+        <w:rPr>
+          <w:rFonts w:eastAsia="Roboto" w:cs="Roboto"/>
+          <w:b/>
+          <w:bCs/>
+          <w:sz w:val="28"/>
+          <w:szCs w:val="28"/>
+        </w:rPr>
+      </w:pPr>
+      <w:r>
+        <w:rPr/>
+      </w:r>
+    </w:p>
+    <w:p>
+      <w:pPr>
+        <w:pStyle w:val="LO-normal"/>
+        <w:spacing w:lineRule="auto" w:line="360"/>
+        <w:ind w:left="720" w:hanging="0"/>
+        <w:jc w:val="right"/>
+        <w:rPr>
+          <w:rFonts w:eastAsia="Roboto" w:cs="Roboto"/>
+          <w:b/>
+          <w:bCs/>
+          <w:sz w:val="28"/>
+          <w:szCs w:val="28"/>
+        </w:rPr>
+      </w:pPr>
+      <w:r>
+        <w:rPr/>
+      </w:r>
+    </w:p>
+    <w:p>
+      <w:pPr>
+        <w:pStyle w:val="LO-normal"/>
+        <w:spacing w:lineRule="auto" w:line="360"/>
+        <w:ind w:left="720" w:hanging="0"/>
+        <w:jc w:val="right"/>
+        <w:rPr>
+          <w:rFonts w:eastAsia="Roboto" w:cs="Roboto"/>
+          <w:b/>
+          <w:bCs/>
+          <w:sz w:val="28"/>
+          <w:szCs w:val="28"/>
+        </w:rPr>
+      </w:pPr>
+      <w:r>
+        <w:rPr/>
+      </w:r>
+    </w:p>
+    <w:p>
+      <w:pPr>
+        <w:pStyle w:val="LO-normal"/>
+        <w:spacing w:lineRule="auto" w:line="360"/>
+        <w:ind w:left="720" w:hanging="0"/>
+        <w:jc w:val="right"/>
+        <w:rPr>
+          <w:rFonts w:eastAsia="Roboto" w:cs="Roboto"/>
+          <w:b/>
+          <w:bCs/>
+          <w:sz w:val="28"/>
+          <w:szCs w:val="28"/>
+        </w:rPr>
+      </w:pPr>
+      <w:r>
+        <w:rPr/>
+      </w:r>
+    </w:p>
+    <w:p>
+      <w:pPr>
+        <w:pStyle w:val="LO-normal"/>
+        <w:spacing w:lineRule="auto" w:line="360"/>
+        <w:ind w:left="720" w:hanging="0"/>
+        <w:jc w:val="right"/>
+        <w:rPr>
+          <w:rFonts w:eastAsia="Roboto" w:cs="Roboto"/>
+          <w:b/>
+          <w:bCs/>
+          <w:sz w:val="28"/>
+          <w:szCs w:val="28"/>
+        </w:rPr>
+      </w:pPr>
+      <w:r>
+        <w:rPr/>
+      </w:r>
+    </w:p>
+    <w:p>
+      <w:pPr>
+        <w:pStyle w:val="LO-normal"/>
+        <w:spacing w:lineRule="auto" w:line="360"/>
+        <w:ind w:left="720" w:hanging="0"/>
+        <w:jc w:val="right"/>
+        <w:rPr>
+          <w:rFonts w:eastAsia="Roboto" w:cs="Roboto"/>
+          <w:b/>
+          <w:bCs/>
+          <w:sz w:val="28"/>
+          <w:szCs w:val="28"/>
+        </w:rPr>
+      </w:pPr>
+      <w:r>
+        <w:rPr/>
+      </w:r>
+    </w:p>
+    <w:p>
+      <w:pPr>
+        <w:pStyle w:val="LO-normal"/>
+        <w:spacing w:lineRule="auto" w:line="360"/>
+        <w:ind w:left="720" w:hanging="0"/>
+        <w:jc w:val="right"/>
+        <w:rPr>
+          <w:rFonts w:eastAsia="Roboto" w:cs="Roboto"/>
+          <w:b/>
+          <w:bCs/>
+          <w:sz w:val="28"/>
+          <w:szCs w:val="28"/>
+        </w:rPr>
+      </w:pPr>
+      <w:r>
+        <w:rPr/>
+      </w:r>
+    </w:p>
+    <w:p>
+      <w:pPr>
+        <w:pStyle w:val="LO-normal"/>
+        <w:spacing w:lineRule="auto" w:line="360"/>
+        <w:ind w:left="720" w:hanging="0"/>
+        <w:jc w:val="right"/>
+        <w:rPr>
+          <w:rFonts w:eastAsia="Roboto" w:cs="Roboto"/>
+          <w:b/>
+          <w:bCs/>
+          <w:sz w:val="28"/>
+          <w:szCs w:val="28"/>
+        </w:rPr>
+      </w:pPr>
+      <w:r>
+        <w:rPr/>
+      </w:r>
+    </w:p>
+    <w:p>
+      <w:pPr>
+        <w:pStyle w:val="LO-normal"/>
+        <w:spacing w:lineRule="auto" w:line="360"/>
+        <w:ind w:left="720" w:hanging="0"/>
+        <w:jc w:val="right"/>
+        <w:rPr>
+          <w:rFonts w:eastAsia="Roboto" w:cs="Roboto"/>
+          <w:b/>
+          <w:bCs/>
+          <w:sz w:val="28"/>
+          <w:szCs w:val="28"/>
+        </w:rPr>
+      </w:pPr>
+      <w:r>
+        <w:rPr/>
+      </w:r>
+    </w:p>
+    <w:p>
+      <w:pPr>
+        <w:pStyle w:val="LO-normal"/>
+        <w:spacing w:lineRule="auto" w:line="360"/>
+        <w:ind w:left="720" w:hanging="0"/>
+        <w:jc w:val="right"/>
+        <w:rPr>
+          <w:rFonts w:eastAsia="Roboto" w:cs="Roboto"/>
+          <w:b/>
+          <w:bCs/>
+          <w:sz w:val="28"/>
+          <w:szCs w:val="28"/>
+        </w:rPr>
+      </w:pPr>
+      <w:r>
+        <w:rPr/>
+      </w:r>
+    </w:p>
+    <w:p>
+      <w:pPr>
+        <w:pStyle w:val="LO-normal"/>
+        <w:spacing w:lineRule="auto" w:line="360"/>
+        <w:ind w:left="720" w:hanging="0"/>
+        <w:jc w:val="right"/>
+        <w:rPr>
+          <w:rFonts w:eastAsia="Roboto" w:cs="Roboto"/>
+          <w:b/>
+          <w:bCs/>
+          <w:sz w:val="28"/>
+          <w:szCs w:val="28"/>
+        </w:rPr>
+      </w:pPr>
+      <w:r>
+        <w:rPr/>
+      </w:r>
+    </w:p>
+    <w:p>
+      <w:pPr>
+        <w:pStyle w:val="LO-normal"/>
+        <w:spacing w:lineRule="auto" w:line="360"/>
+        <w:ind w:left="720" w:hanging="0"/>
+        <w:jc w:val="right"/>
+        <w:rPr>
+          <w:rFonts w:eastAsia="Roboto" w:cs="Roboto"/>
+          <w:b/>
+          <w:bCs/>
+          <w:sz w:val="28"/>
+          <w:szCs w:val="28"/>
+        </w:rPr>
+      </w:pPr>
+      <w:r>
+        <w:rPr/>
       </w:r>
     </w:p>
     <w:sectPr>
@@ -3708,7 +3990,7 @@
 <w:ftr xmlns:o="urn:schemas-microsoft-com:office:office" xmlns:r="http://schemas.openxmlformats.org/officeDocument/2006/relationships" xmlns:v="urn:schemas-microsoft-com:vml" xmlns:w="http://schemas.openxmlformats.org/wordprocessingml/2006/main" xmlns:w10="urn:schemas-microsoft-com:office:word" xmlns:wp="http://schemas.openxmlformats.org/drawingml/2006/wordprocessingDrawing" xmlns:wps="http://schemas.microsoft.com/office/word/2010/wordprocessingShape" xmlns:wpg="http://schemas.microsoft.com/office/word/2010/wordprocessingGroup" xmlns:mc="http://schemas.openxmlformats.org/markup-compatibility/2006" xmlns:wp14="http://schemas.microsoft.com/office/word/2010/wordprocessingDrawing" xmlns:w14="http://schemas.microsoft.com/office/word/2010/wordml" xmlns:w15="http://schemas.microsoft.com/office/word/2012/wordml" mc:Ignorable="w14 wp14 w15">
   <w:p>
     <w:pPr>
-      <w:pStyle w:val="LOnormal"/>
+      <w:pStyle w:val="LO-normal"/>
       <w:rPr/>
     </w:pPr>
     <w:r>
@@ -3717,7 +3999,7 @@
   </w:p>
   <w:p>
     <w:pPr>
-      <w:pStyle w:val="LOnormal"/>
+      <w:pStyle w:val="LO-normal"/>
       <w:rPr/>
     </w:pPr>
     <w:r>
@@ -3778,7 +4060,7 @@
   </w:p>
   <w:p>
     <w:pPr>
-      <w:pStyle w:val="LOnormal"/>
+      <w:pStyle w:val="LO-normal"/>
       <w:rPr/>
     </w:pPr>
     <w:r>
@@ -3864,8 +4146,8 @@
   </w:style>
   <w:style w:type="paragraph" w:styleId="Heading1">
     <w:name w:val="Heading 1"/>
-    <w:basedOn w:val="LOnormal"/>
-    <w:next w:val="LOnormal"/>
+    <w:basedOn w:val="LO-normal"/>
+    <w:next w:val="LO-normal"/>
     <w:qFormat/>
     <w:pPr>
       <w:keepNext w:val="true"/>
@@ -3880,8 +4162,8 @@
   </w:style>
   <w:style w:type="paragraph" w:styleId="Heading2">
     <w:name w:val="Heading 2"/>
-    <w:basedOn w:val="LOnormal"/>
-    <w:next w:val="LOnormal"/>
+    <w:basedOn w:val="LO-normal"/>
+    <w:next w:val="LO-normal"/>
     <w:qFormat/>
     <w:pPr>
       <w:keepNext w:val="true"/>
@@ -3898,8 +4180,8 @@
   </w:style>
   <w:style w:type="paragraph" w:styleId="Heading3">
     <w:name w:val="Heading 3"/>
-    <w:basedOn w:val="LOnormal"/>
-    <w:next w:val="LOnormal"/>
+    <w:basedOn w:val="LO-normal"/>
+    <w:next w:val="LO-normal"/>
     <w:qFormat/>
     <w:pPr>
       <w:keepNext w:val="true"/>
@@ -3917,8 +4199,8 @@
   </w:style>
   <w:style w:type="paragraph" w:styleId="Heading4">
     <w:name w:val="Heading 4"/>
-    <w:basedOn w:val="LOnormal"/>
-    <w:next w:val="LOnormal"/>
+    <w:basedOn w:val="LO-normal"/>
+    <w:next w:val="LO-normal"/>
     <w:qFormat/>
     <w:pPr>
       <w:keepNext w:val="true"/>
@@ -3934,8 +4216,8 @@
   </w:style>
   <w:style w:type="paragraph" w:styleId="Heading5">
     <w:name w:val="Heading 5"/>
-    <w:basedOn w:val="LOnormal"/>
-    <w:next w:val="LOnormal"/>
+    <w:basedOn w:val="LO-normal"/>
+    <w:next w:val="LO-normal"/>
     <w:qFormat/>
     <w:pPr>
       <w:keepNext w:val="true"/>
@@ -3951,8 +4233,8 @@
   </w:style>
   <w:style w:type="paragraph" w:styleId="Heading6">
     <w:name w:val="Heading 6"/>
-    <w:basedOn w:val="LOnormal"/>
-    <w:next w:val="LOnormal"/>
+    <w:basedOn w:val="LO-normal"/>
+    <w:next w:val="LO-normal"/>
     <w:qFormat/>
     <w:pPr>
       <w:keepNext w:val="true"/>
@@ -4026,7 +4308,7 @@
       <w:rFonts w:cs="Lohit Devanagari"/>
     </w:rPr>
   </w:style>
-  <w:style w:type="paragraph" w:styleId="LOnormal" w:default="1">
+  <w:style w:type="paragraph" w:styleId="LO-normal" w:default="1">
     <w:name w:val="LO-normal"/>
     <w:qFormat/>
     <w:pPr>
@@ -4047,8 +4329,8 @@
   </w:style>
   <w:style w:type="paragraph" w:styleId="Title">
     <w:name w:val="Title"/>
-    <w:basedOn w:val="LOnormal"/>
-    <w:next w:val="LOnormal"/>
+    <w:basedOn w:val="LO-normal"/>
+    <w:next w:val="LO-normal"/>
     <w:qFormat/>
     <w:pPr>
       <w:keepNext w:val="true"/>
@@ -4063,8 +4345,8 @@
   </w:style>
   <w:style w:type="paragraph" w:styleId="Subtitle">
     <w:name w:val="Subtitle"/>
-    <w:basedOn w:val="LOnormal"/>
-    <w:next w:val="LOnormal"/>
+    <w:basedOn w:val="LO-normal"/>
+    <w:next w:val="LO-normal"/>
     <w:qFormat/>
     <w:pPr>
       <w:keepNext w:val="true"/>
@@ -4109,6 +4391,19 @@
       <w:suppressLineNumbers/>
     </w:pPr>
     <w:rPr/>
+  </w:style>
+  <w:style w:type="paragraph" w:styleId="TableHeading">
+    <w:name w:val="Table Heading"/>
+    <w:basedOn w:val="TableContents"/>
+    <w:qFormat/>
+    <w:pPr>
+      <w:suppressLineNumbers/>
+      <w:jc w:val="center"/>
+    </w:pPr>
+    <w:rPr>
+      <w:b/>
+      <w:bCs/>
+    </w:rPr>
   </w:style>
   <w:style w:type="table" w:default="1" w:styleId="TableNormal">
     <w:name w:val="TableNormal"/>
